--- a/index.docx
+++ b/index.docx
@@ -312,7 +312,7 @@
         <w:t xml:space="preserve"> </w:t>
       </w:r>
       <w:r>
-        <w:t xml:space="preserve">model remains a popular approach to estimating metacognitive sensitivity and metacognitive bias in the framework of Signal Detection Theory. However, as research questions in metacognition research increase in complexity, it remains an ongoing challenge to develop extensions of the meta-</w:t>
+        <w:t xml:space="preserve">model remains a popular approach to estimating metacognitive sensitivity and metacognitive bias in the framework of Signal Detection Theory. However, as questions in metacognition research increase in complexity, it remains an ongoing challenge to develop extensions of the meta-</w:t>
       </w:r>
       <m:oMath>
         <m:sSup>
@@ -438,7 +438,7 @@
         <w:t xml:space="preserve">Word Count</w:t>
       </w:r>
       <w:r>
-        <w:t xml:space="preserve">: 11440</w:t>
+        <w:t xml:space="preserve">: 11437</w:t>
       </w:r>
     </w:p>
     <w:p>
@@ -1780,7 +1780,7 @@
         <w:t xml:space="preserve"> </w:t>
       </w:r>
       <w:r>
-        <w:t xml:space="preserve">A two-alternative forced-choice (2AFC) task with a combined Type I/Type I response. In both tasks, the set of responses made on the trial can be decomposed into a binary Type I response and an ordinal Type II response.</w:t>
+        <w:t xml:space="preserve">A two-alternative forced-choice (2AFC) task with a combined Type I/Type II response. In both tasks, the set of responses made on the trial can be decomposed into a binary Type I response and an ordinal Type II response.</w:t>
       </w:r>
     </w:p>
     <w:p>
@@ -17977,86 +17977,6 @@
           <w:rStyle w:val="NormalTok"/>
         </w:rPr>
         <w:t xml:space="preserve">(m)</w:t>
-      </w:r>
-    </w:p>
-    <w:p>
-      <w:pPr>
-        <w:pStyle w:val="SourceCode"/>
-      </w:pPr>
-      <w:r>
-        <w:rPr>
-          <w:rStyle w:val="FunctionTok"/>
-        </w:rPr>
-        <w:t xml:space="preserve">capture.output</w:t>
-      </w:r>
-      <w:r>
-        <w:rPr>
-          <w:rStyle w:val="NormalTok"/>
-        </w:rPr>
-        <w:t xml:space="preserve">(</w:t>
-      </w:r>
-      <w:r>
-        <w:rPr>
-          <w:rStyle w:val="FunctionTok"/>
-        </w:rPr>
-        <w:t xml:space="preserve">print</w:t>
-      </w:r>
-      <w:r>
-        <w:rPr>
-          <w:rStyle w:val="NormalTok"/>
-        </w:rPr>
-        <w:t xml:space="preserve">(m))[</w:t>
-      </w:r>
-      <w:r>
-        <w:rPr>
-          <w:rStyle w:val="DecValTok"/>
-        </w:rPr>
-        <w:t xml:space="preserve">14</w:t>
-      </w:r>
-      <w:r>
-        <w:rPr>
-          <w:rStyle w:val="SpecialCharTok"/>
-        </w:rPr>
-        <w:t xml:space="preserve">:</w:t>
-      </w:r>
-      <w:r>
-        <w:rPr>
-          <w:rStyle w:val="DecValTok"/>
-        </w:rPr>
-        <w:t xml:space="preserve">60</w:t>
-      </w:r>
-      <w:r>
-        <w:rPr>
-          <w:rStyle w:val="NormalTok"/>
-        </w:rPr>
-        <w:t xml:space="preserve">] </w:t>
-      </w:r>
-      <w:r>
-        <w:rPr>
-          <w:rStyle w:val="SpecialCharTok"/>
-        </w:rPr>
-        <w:t xml:space="preserve">|&gt;</w:t>
-      </w:r>
-      <w:r>
-        <w:br/>
-      </w:r>
-      <w:r>
-        <w:rPr>
-          <w:rStyle w:val="NormalTok"/>
-        </w:rPr>
-        <w:t xml:space="preserve">  </w:t>
-      </w:r>
-      <w:r>
-        <w:rPr>
-          <w:rStyle w:val="FunctionTok"/>
-        </w:rPr>
-        <w:t xml:space="preserve">writeLines</w:t>
-      </w:r>
-      <w:r>
-        <w:rPr>
-          <w:rStyle w:val="NormalTok"/>
-        </w:rPr>
-        <w:t xml:space="preserve">()</w:t>
       </w:r>
     </w:p>
     <w:p>

--- a/index.docx
+++ b/index.docx
@@ -438,7 +438,7 @@
         <w:t xml:space="preserve">Word Count</w:t>
       </w:r>
       <w:r>
-        <w:t xml:space="preserve">: 12335</w:t>
+        <w:t xml:space="preserve">: 12483</w:t>
       </w:r>
     </w:p>
     <w:p>
@@ -13351,7 +13351,55 @@
         </m:r>
       </m:oMath>
       <w:r>
-        <w:t xml:space="preserve">-ratio and mean confidence. This approach has two main drawbacks: (a) participant-level estimates of metacognitive factors are noisy and thus benefit strongly from the partial pooling present in multilevel models</w:t>
+        <w:t xml:space="preserve">-ratio and mean confidence. Putting aside recent debate over whether observed correlations are due to inattentive and biased responding</w:t>
+      </w:r>
+      <w:r>
+        <w:t xml:space="preserve"> </w:t>
+      </w:r>
+      <w:r>
+        <w:t xml:space="preserve">(</w:t>
+      </w:r>
+      <w:hyperlink w:anchor="ref-gillan2026">
+        <w:r>
+          <w:rPr>
+            <w:rStyle w:val="Hyperlink"/>
+          </w:rPr>
+          <w:t xml:space="preserve">Gillan et al., 2026</w:t>
+        </w:r>
+      </w:hyperlink>
+      <w:r>
+        <w:t xml:space="preserve">;</w:t>
+      </w:r>
+      <w:r>
+        <w:t xml:space="preserve"> </w:t>
+      </w:r>
+      <w:hyperlink w:anchor="ref-sarna2026">
+        <w:r>
+          <w:rPr>
+            <w:rStyle w:val="Hyperlink"/>
+          </w:rPr>
+          <w:t xml:space="preserve">Sarna et al., 2026a</w:t>
+        </w:r>
+      </w:hyperlink>
+      <w:r>
+        <w:t xml:space="preserve">,</w:t>
+      </w:r>
+      <w:r>
+        <w:t xml:space="preserve"> </w:t>
+      </w:r>
+      <w:hyperlink w:anchor="ref-sarna2026b">
+        <w:r>
+          <w:rPr>
+            <w:rStyle w:val="Hyperlink"/>
+          </w:rPr>
+          <w:t xml:space="preserve">2026b</w:t>
+        </w:r>
+      </w:hyperlink>
+      <w:r>
+        <w:t xml:space="preserve">)</w:t>
+      </w:r>
+      <w:r>
+        <w:t xml:space="preserve">, this approach has three significant drawbacks: (a) participant-level estimates of metacognitive factors are noisy and thus benefit strongly from the partial pooling present in multilevel models</w:t>
       </w:r>
       <w:r>
         <w:t xml:space="preserve"> </w:t>
@@ -13385,7 +13433,7 @@
         <w:t xml:space="preserve">)</w:t>
       </w:r>
       <w:r>
-        <w:t xml:space="preserve">, and (b) correlating participant-level estimates with mental health factors ignores uncertainty in participant-level estimates, as well as potential correlations in uncertainty, leading to miscalibrated statistical inferences</w:t>
+        <w:t xml:space="preserve">, (b) correlating participant-level estimates with mental health factors ignores uncertainty in participant-level estimates, as well as potential correlations in uncertainty, leading to miscalibrated statistical inferences</w:t>
       </w:r>
       <w:r>
         <w:t xml:space="preserve"> </w:t>
@@ -13413,6 +13461,26 @@
             <w:rStyle w:val="Hyperlink"/>
           </w:rPr>
           <w:t xml:space="preserve">Singmann &amp; Kellen, 2019</w:t>
+        </w:r>
+      </w:hyperlink>
+      <w:r>
+        <w:t xml:space="preserve">)</w:t>
+      </w:r>
+      <w:r>
+        <w:t xml:space="preserve">, and (c) although mean confidence is a sensitive measure of metacognitive bias, it is known to be confounded by metacognitive sensitivity and Type I performance</w:t>
+      </w:r>
+      <w:r>
+        <w:t xml:space="preserve"> </w:t>
+      </w:r>
+      <w:r>
+        <w:t xml:space="preserve">(</w:t>
+      </w:r>
+      <w:hyperlink w:anchor="ref-oneill2026">
+        <w:r>
+          <w:rPr>
+            <w:rStyle w:val="Hyperlink"/>
+          </w:rPr>
+          <w:t xml:space="preserve">O’Neill et al., 2026</w:t>
         </w:r>
       </w:hyperlink>
       <w:r>
@@ -29452,7 +29520,7 @@
         <w:pStyle w:val="FirstParagraph"/>
       </w:pPr>
       <w:r>
-        <w:t xml:space="preserve">As we can see from the model summary, the other mental health factors also appear only to affect the confidence criteria. As before, we can visualize group-level estimates of metacognitive bias at varying levels of each factor while holding the others constant:</w:t>
+        <w:t xml:space="preserve">As we can see from the model summary, the other mental health factors also appear only to be associated with the confidence criteria. As before, we can visualize group-level estimates of metacognitive bias at varying levels of each factor while holding the others constant:</w:t>
       </w:r>
     </w:p>
     <w:p>
@@ -30447,7 +30515,30 @@
         <w:pStyle w:val="FirstParagraph"/>
       </w:pPr>
       <w:r>
-        <w:t xml:space="preserve">When including all three factors in the model, we now see very strong evidence that confidence levels are decreased with anxious-depression and increased with compulsivity.</w:t>
+        <w:t xml:space="preserve">When including all three factors in the model, we now see very strong evidence for a decrease in confidence levels associated with anxious-depression and an increase in confidence levels associated with compulsivity. This analysis validates the original findings by</w:t>
+      </w:r>
+      <w:r>
+        <w:t xml:space="preserve"> </w:t>
+      </w:r>
+      <w:r>
+        <w:t xml:space="preserve">Rouault et al. (</w:t>
+      </w:r>
+      <w:hyperlink w:anchor="ref-rouault2018">
+        <w:r>
+          <w:rPr>
+            <w:rStyle w:val="Hyperlink"/>
+          </w:rPr>
+          <w:t xml:space="preserve">2018</w:t>
+        </w:r>
+      </w:hyperlink>
+      <w:r>
+        <w:t xml:space="preserve">)</w:t>
+      </w:r>
+      <w:r>
+        <w:t xml:space="preserve"> </w:t>
+      </w:r>
+      <w:r>
+        <w:t xml:space="preserve">while removing potential confounds of Type I sensitivity, Type I response bias, and metacognitive sensitivity, as well as controlling for participant-level uncertainty.</w:t>
       </w:r>
     </w:p>
     <w:p>
@@ -30470,26 +30561,55 @@
         <w:t xml:space="preserve"> </w:t>
       </w:r>
       <w:r>
-        <w:t xml:space="preserve">package: depending on one’s research question, experimental design, and preferences for statistical tests and software, one is able to perform a wide range of statistical analyses on the fitted model.</w:t>
-      </w:r>
-    </w:p>
-    <w:bookmarkEnd w:id="108"/>
-    <w:bookmarkEnd w:id="109"/>
-    <w:bookmarkStart w:id="110" w:name="discussion"/>
-    <w:p>
-      <w:pPr>
-        <w:pStyle w:val="Heading1"/>
-      </w:pPr>
-      <w:r>
-        <w:t xml:space="preserve">Discussion</w:t>
-      </w:r>
-    </w:p>
-    <w:p>
-      <w:pPr>
-        <w:pStyle w:val="FirstParagraph"/>
-      </w:pPr>
-      <w:r>
-        <w:t xml:space="preserve">Although the field has made significant progress, operationalization, measurement, and modeling are still key obstacles in metacognition research. The</w:t>
+        <w:t xml:space="preserve">package: depending on one’s research question, experimental design, and preferences for statistical tests and software, one is able to perform a wide range of statistical analyses on the fitted model. For example, the interpretation of associations between metacognitive bias and mental health remains debated due to additional confounding of mental health factors with inattentiveness, response biases, and measurement uncertainty</w:t>
+      </w:r>
+      <w:r>
+        <w:t xml:space="preserve"> </w:t>
+      </w:r>
+      <w:r>
+        <w:t xml:space="preserve">(</w:t>
+      </w:r>
+      <w:hyperlink w:anchor="ref-gillan2026">
+        <w:r>
+          <w:rPr>
+            <w:rStyle w:val="Hyperlink"/>
+          </w:rPr>
+          <w:t xml:space="preserve">Gillan et al., 2026</w:t>
+        </w:r>
+      </w:hyperlink>
+      <w:r>
+        <w:t xml:space="preserve">;</w:t>
+      </w:r>
+      <w:r>
+        <w:t xml:space="preserve"> </w:t>
+      </w:r>
+      <w:hyperlink w:anchor="ref-sarna2026">
+        <w:r>
+          <w:rPr>
+            <w:rStyle w:val="Hyperlink"/>
+          </w:rPr>
+          <w:t xml:space="preserve">Sarna et al., 2026a</w:t>
+        </w:r>
+      </w:hyperlink>
+      <w:r>
+        <w:t xml:space="preserve">,</w:t>
+      </w:r>
+      <w:r>
+        <w:t xml:space="preserve"> </w:t>
+      </w:r>
+      <w:hyperlink w:anchor="ref-sarna2026b">
+        <w:r>
+          <w:rPr>
+            <w:rStyle w:val="Hyperlink"/>
+          </w:rPr>
+          <w:t xml:space="preserve">2026b</w:t>
+        </w:r>
+      </w:hyperlink>
+      <w:r>
+        <w:t xml:space="preserve">)</w:t>
+      </w:r>
+      <w:r>
+        <w:t xml:space="preserve">. By allowing flexible extensions of the</w:t>
       </w:r>
       <w:r>
         <w:t xml:space="preserve"> </w:t>
@@ -30522,7 +30642,22 @@
         <w:t xml:space="preserve"> </w:t>
       </w:r>
       <w:r>
-        <w:t xml:space="preserve">model addresses this challenge by independently estimating participants’ sensitivity to the stimulus when making a response and when rating confidence</w:t>
+        <w:t xml:space="preserve">model, the</w:t>
+      </w:r>
+      <w:r>
+        <w:t xml:space="preserve"> </w:t>
+      </w:r>
+      <w:r>
+        <w:rPr>
+          <w:rStyle w:val="VerbatimChar"/>
+        </w:rPr>
+        <w:t xml:space="preserve">hmetad</w:t>
+      </w:r>
+      <w:r>
+        <w:t xml:space="preserve"> </w:t>
+      </w:r>
+      <w:r>
+        <w:t xml:space="preserve">package opens the possibility for future work to better eliminate these remaining confounds through directly modeling uncertainty in the latent factors in a structural equation modeling framework</w:t>
       </w:r>
       <w:r>
         <w:t xml:space="preserve"> </w:t>
@@ -30530,76 +30665,38 @@
       <w:r>
         <w:t xml:space="preserve">(</w:t>
       </w:r>
-      <w:hyperlink w:anchor="ref-maniscalco2012">
+      <w:hyperlink w:anchor="ref-westfall2016">
         <w:r>
           <w:rPr>
             <w:rStyle w:val="Hyperlink"/>
           </w:rPr>
-          <w:t xml:space="preserve">Maniscalco &amp; Lau, 2012</w:t>
+          <w:t xml:space="preserve">Westfall &amp; Yarkoni, 2016</w:t>
         </w:r>
       </w:hyperlink>
       <w:r>
-        <w:t xml:space="preserve">,</w:t>
-      </w:r>
-      <w:r>
-        <w:t xml:space="preserve"> </w:t>
-      </w:r>
-      <w:hyperlink w:anchor="ref-maniscalco2014">
-        <w:r>
-          <w:rPr>
-            <w:rStyle w:val="Hyperlink"/>
-          </w:rPr>
-          <w:t xml:space="preserve">2014</w:t>
-        </w:r>
-      </w:hyperlink>
-      <w:r>
         <w:t xml:space="preserve">)</w:t>
       </w:r>
       <w:r>
-        <w:t xml:space="preserve">. However, despite advances in Bayesian estimation techniques</w:t>
-      </w:r>
-      <w:r>
-        <w:t xml:space="preserve"> </w:t>
-      </w:r>
-      <w:r>
-        <w:t xml:space="preserve">(</w:t>
-      </w:r>
-      <w:hyperlink w:anchor="ref-fleming2017">
-        <w:r>
-          <w:rPr>
-            <w:rStyle w:val="Hyperlink"/>
-          </w:rPr>
-          <w:t xml:space="preserve">Fleming, 2017</w:t>
-        </w:r>
-      </w:hyperlink>
-      <w:r>
-        <w:t xml:space="preserve">)</w:t>
-      </w:r>
-      <w:r>
-        <w:t xml:space="preserve">, the practical details of model fitting, visualization, and significance testing have continued to complicate analysis of confidence data.</w:t>
+        <w:t xml:space="preserve">.</w:t>
+      </w:r>
+    </w:p>
+    <w:bookmarkEnd w:id="108"/>
+    <w:bookmarkEnd w:id="109"/>
+    <w:bookmarkStart w:id="110" w:name="discussion"/>
+    <w:p>
+      <w:pPr>
+        <w:pStyle w:val="Heading1"/>
+      </w:pPr>
+      <w:r>
+        <w:t xml:space="preserve">Discussion</w:t>
       </w:r>
     </w:p>
     <w:p>
       <w:pPr>
-        <w:pStyle w:val="BodyText"/>
+        <w:pStyle w:val="FirstParagraph"/>
       </w:pPr>
       <w:r>
-        <w:t xml:space="preserve">Here, we show how the</w:t>
-      </w:r>
-      <w:r>
-        <w:t xml:space="preserve"> </w:t>
-      </w:r>
-      <w:r>
-        <w:rPr>
-          <w:rStyle w:val="VerbatimChar"/>
-        </w:rPr>
-        <w:t xml:space="preserve">hmetad</w:t>
-      </w:r>
-      <w:r>
-        <w:t xml:space="preserve"> </w:t>
-      </w:r>
-      <w:r>
-        <w:t xml:space="preserve">package allows users to fit the</w:t>
+        <w:t xml:space="preserve">Although the field has made significant progress, operationalization, measurement, and modeling are still key obstacles in metacognition research. The</w:t>
       </w:r>
       <w:r>
         <w:t xml:space="preserve"> </w:t>
@@ -30632,6 +30729,116 @@
         <w:t xml:space="preserve"> </w:t>
       </w:r>
       <w:r>
+        <w:t xml:space="preserve">model addresses this challenge by independently estimating participants’ sensitivity to the stimulus when making a response and when rating confidence</w:t>
+      </w:r>
+      <w:r>
+        <w:t xml:space="preserve"> </w:t>
+      </w:r>
+      <w:r>
+        <w:t xml:space="preserve">(</w:t>
+      </w:r>
+      <w:hyperlink w:anchor="ref-maniscalco2012">
+        <w:r>
+          <w:rPr>
+            <w:rStyle w:val="Hyperlink"/>
+          </w:rPr>
+          <w:t xml:space="preserve">Maniscalco &amp; Lau, 2012</w:t>
+        </w:r>
+      </w:hyperlink>
+      <w:r>
+        <w:t xml:space="preserve">,</w:t>
+      </w:r>
+      <w:r>
+        <w:t xml:space="preserve"> </w:t>
+      </w:r>
+      <w:hyperlink w:anchor="ref-maniscalco2014">
+        <w:r>
+          <w:rPr>
+            <w:rStyle w:val="Hyperlink"/>
+          </w:rPr>
+          <w:t xml:space="preserve">2014</w:t>
+        </w:r>
+      </w:hyperlink>
+      <w:r>
+        <w:t xml:space="preserve">)</w:t>
+      </w:r>
+      <w:r>
+        <w:t xml:space="preserve">. However, despite advances in Bayesian estimation techniques</w:t>
+      </w:r>
+      <w:r>
+        <w:t xml:space="preserve"> </w:t>
+      </w:r>
+      <w:r>
+        <w:t xml:space="preserve">(</w:t>
+      </w:r>
+      <w:hyperlink w:anchor="ref-fleming2017">
+        <w:r>
+          <w:rPr>
+            <w:rStyle w:val="Hyperlink"/>
+          </w:rPr>
+          <w:t xml:space="preserve">Fleming, 2017</w:t>
+        </w:r>
+      </w:hyperlink>
+      <w:r>
+        <w:t xml:space="preserve">)</w:t>
+      </w:r>
+      <w:r>
+        <w:t xml:space="preserve">, the practical details of model fitting, visualization, and significance testing have continued to complicate analysis of confidence data.</w:t>
+      </w:r>
+    </w:p>
+    <w:p>
+      <w:pPr>
+        <w:pStyle w:val="BodyText"/>
+      </w:pPr>
+      <w:r>
+        <w:t xml:space="preserve">Here, we show how the</w:t>
+      </w:r>
+      <w:r>
+        <w:t xml:space="preserve"> </w:t>
+      </w:r>
+      <w:r>
+        <w:rPr>
+          <w:rStyle w:val="VerbatimChar"/>
+        </w:rPr>
+        <w:t xml:space="preserve">hmetad</w:t>
+      </w:r>
+      <w:r>
+        <w:t xml:space="preserve"> </w:t>
+      </w:r>
+      <w:r>
+        <w:t xml:space="preserve">package allows users to fit the</w:t>
+      </w:r>
+      <w:r>
+        <w:t xml:space="preserve"> </w:t>
+      </w:r>
+      <m:oMath>
+        <m:r>
+          <m:rPr>
+            <m:nor/>
+            <m:sty m:val="p"/>
+          </m:rPr>
+          <m:t>meta-</m:t>
+        </m:r>
+        <m:sSup>
+          <m:e>
+            <m:r>
+              <m:t>d</m:t>
+            </m:r>
+          </m:e>
+          <m:sup>
+            <m:r>
+              <m:rPr>
+                <m:sty m:val="p"/>
+              </m:rPr>
+              <m:t>′</m:t>
+            </m:r>
+          </m:sup>
+        </m:sSup>
+      </m:oMath>
+      <w:r>
+        <w:t xml:space="preserve"> </w:t>
+      </w:r>
+      <w:r>
         <w:t xml:space="preserve">model in a flexible, reproducible, and principled manner. As an extension of the popular</w:t>
       </w:r>
       <w:r>
@@ -30843,7 +31050,7 @@
       </w:r>
     </w:p>
     <w:bookmarkEnd w:id="110"/>
-    <w:bookmarkStart w:id="187" w:name="references"/>
+    <w:bookmarkStart w:id="195" w:name="references"/>
     <w:p>
       <w:pPr>
         <w:pStyle w:val="Heading1"/>
@@ -30852,7 +31059,7 @@
         <w:t xml:space="preserve">References</w:t>
       </w:r>
     </w:p>
-    <w:bookmarkStart w:id="186" w:name="refs"/>
+    <w:bookmarkStart w:id="194" w:name="refs"/>
     <w:bookmarkStart w:id="112" w:name="ref-barr2013"/>
     <w:p>
       <w:pPr>
@@ -31336,13 +31543,13 @@
       </w:r>
     </w:p>
     <w:bookmarkEnd w:id="131"/>
-    <w:bookmarkStart w:id="132" w:name="ref-green1966"/>
+    <w:bookmarkStart w:id="133" w:name="ref-gillan2026"/>
     <w:p>
       <w:pPr>
         <w:pStyle w:val="Bibliography"/>
       </w:pPr>
       <w:r>
-        <w:t xml:space="preserve">Green, D. Marvin., &amp; Swets, J. A. (1966).</w:t>
+        <w:t xml:space="preserve">Gillan, C. M., Fleming, S. M., Rouault, M., &amp; Seow, T. X. F. (2026). Disentangling biases in responding from substantive effects in computational psychiatry.</w:t>
       </w:r>
       <w:r>
         <w:t xml:space="preserve"> </w:t>
@@ -31352,20 +31559,44 @@
           <w:i/>
           <w:iCs/>
         </w:rPr>
-        <w:t xml:space="preserve">Signal detection theory and psychophysics</w:t>
-      </w:r>
-      <w:r>
-        <w:t xml:space="preserve">. Wiley.</w:t>
-      </w:r>
+        <w:t xml:space="preserve">Proceedings of the National Academy of Sciences</w:t>
+      </w:r>
+      <w:r>
+        <w:t xml:space="preserve">,</w:t>
+      </w:r>
+      <w:r>
+        <w:t xml:space="preserve"> </w:t>
+      </w:r>
+      <w:r>
+        <w:rPr>
+          <w:i/>
+          <w:iCs/>
+        </w:rPr>
+        <w:t xml:space="preserve">123</w:t>
+      </w:r>
+      <w:r>
+        <w:t xml:space="preserve">(43).</w:t>
+      </w:r>
+      <w:r>
+        <w:t xml:space="preserve"> </w:t>
+      </w:r>
+      <w:hyperlink r:id="rId132">
+        <w:r>
+          <w:rPr>
+            <w:rStyle w:val="Hyperlink"/>
+          </w:rPr>
+          <w:t xml:space="preserve">https://doi.org/10.1073/pnas.2624329123</w:t>
+        </w:r>
+      </w:hyperlink>
     </w:p>
-    <w:bookmarkEnd w:id="132"/>
-    <w:bookmarkStart w:id="134" w:name="ref-guggenmos2021"/>
+    <w:bookmarkEnd w:id="133"/>
+    <w:bookmarkStart w:id="134" w:name="ref-green1966"/>
     <w:p>
       <w:pPr>
         <w:pStyle w:val="Bibliography"/>
       </w:pPr>
       <w:r>
-        <w:t xml:space="preserve">Guggenmos, M. (2021). Measuring metacognitive performance: Type 1 performance dependence and test-retest reliability.</w:t>
+        <w:t xml:space="preserve">Green, D. Marvin., &amp; Swets, J. A. (1966).</w:t>
       </w:r>
       <w:r>
         <w:t xml:space="preserve"> </w:t>
@@ -31375,10 +31606,20 @@
           <w:i/>
           <w:iCs/>
         </w:rPr>
-        <w:t xml:space="preserve">Neuroscience of Consciousness</w:t>
-      </w:r>
-      <w:r>
-        <w:t xml:space="preserve">,</w:t>
+        <w:t xml:space="preserve">Signal detection theory and psychophysics</w:t>
+      </w:r>
+      <w:r>
+        <w:t xml:space="preserve">. Wiley.</w:t>
+      </w:r>
+    </w:p>
+    <w:bookmarkEnd w:id="134"/>
+    <w:bookmarkStart w:id="136" w:name="ref-guggenmos2021"/>
+    <w:p>
+      <w:pPr>
+        <w:pStyle w:val="Bibliography"/>
+      </w:pPr>
+      <w:r>
+        <w:t xml:space="preserve">Guggenmos, M. (2021). Measuring metacognitive performance: Type 1 performance dependence and test-retest reliability.</w:t>
       </w:r>
       <w:r>
         <w:t xml:space="preserve"> </w:t>
@@ -31388,6 +31629,19 @@
           <w:i/>
           <w:iCs/>
         </w:rPr>
+        <w:t xml:space="preserve">Neuroscience of Consciousness</w:t>
+      </w:r>
+      <w:r>
+        <w:t xml:space="preserve">,</w:t>
+      </w:r>
+      <w:r>
+        <w:t xml:space="preserve"> </w:t>
+      </w:r>
+      <w:r>
+        <w:rPr>
+          <w:i/>
+          <w:iCs/>
+        </w:rPr>
         <w:t xml:space="preserve">2021</w:t>
       </w:r>
       <w:r>
@@ -31396,7 +31650,7 @@
       <w:r>
         <w:t xml:space="preserve"> </w:t>
       </w:r>
-      <w:hyperlink r:id="rId133">
+      <w:hyperlink r:id="rId135">
         <w:r>
           <w:rPr>
             <w:rStyle w:val="Hyperlink"/>
@@ -31405,8 +31659,8 @@
         </w:r>
       </w:hyperlink>
     </w:p>
-    <w:bookmarkEnd w:id="134"/>
-    <w:bookmarkStart w:id="136" w:name="ref-hautus1995"/>
+    <w:bookmarkEnd w:id="136"/>
+    <w:bookmarkStart w:id="138" w:name="ref-hautus1995"/>
     <w:p>
       <w:pPr>
         <w:pStyle w:val="Bibliography"/>
@@ -31443,7 +31697,7 @@
       <w:r>
         <w:t xml:space="preserve"> </w:t>
       </w:r>
-      <w:hyperlink r:id="rId135">
+      <w:hyperlink r:id="rId137">
         <w:r>
           <w:rPr>
             <w:rStyle w:val="Hyperlink"/>
@@ -31452,8 +31706,8 @@
         </w:r>
       </w:hyperlink>
     </w:p>
-    <w:bookmarkEnd w:id="136"/>
-    <w:bookmarkStart w:id="138" w:name="ref-kallioinen2023"/>
+    <w:bookmarkEnd w:id="138"/>
+    <w:bookmarkStart w:id="140" w:name="ref-kallioinen2023"/>
     <w:p>
       <w:pPr>
         <w:pStyle w:val="Bibliography"/>
@@ -31490,7 +31744,7 @@
       <w:r>
         <w:t xml:space="preserve"> </w:t>
       </w:r>
-      <w:hyperlink r:id="rId137">
+      <w:hyperlink r:id="rId139">
         <w:r>
           <w:rPr>
             <w:rStyle w:val="Hyperlink"/>
@@ -31499,8 +31753,8 @@
         </w:r>
       </w:hyperlink>
     </w:p>
-    <w:bookmarkEnd w:id="138"/>
-    <w:bookmarkStart w:id="140" w:name="ref-kallioinen2026"/>
+    <w:bookmarkEnd w:id="140"/>
+    <w:bookmarkStart w:id="142" w:name="ref-kallioinen2026"/>
     <w:p>
       <w:pPr>
         <w:pStyle w:val="Bibliography"/>
@@ -31537,7 +31791,7 @@
       <w:r>
         <w:t xml:space="preserve"> </w:t>
       </w:r>
-      <w:hyperlink r:id="rId139">
+      <w:hyperlink r:id="rId141">
         <w:r>
           <w:rPr>
             <w:rStyle w:val="Hyperlink"/>
@@ -31546,8 +31800,8 @@
         </w:r>
       </w:hyperlink>
     </w:p>
-    <w:bookmarkEnd w:id="140"/>
-    <w:bookmarkStart w:id="142" w:name="ref-tidybayes"/>
+    <w:bookmarkEnd w:id="142"/>
+    <w:bookmarkStart w:id="144" w:name="ref-tidybayes"/>
     <w:p>
       <w:pPr>
         <w:pStyle w:val="Bibliography"/>
@@ -31571,7 +31825,7 @@
       <w:r>
         <w:t xml:space="preserve"> </w:t>
       </w:r>
-      <w:hyperlink r:id="rId141">
+      <w:hyperlink r:id="rId143">
         <w:r>
           <w:rPr>
             <w:rStyle w:val="Hyperlink"/>
@@ -31580,8 +31834,8 @@
         </w:r>
       </w:hyperlink>
     </w:p>
-    <w:bookmarkEnd w:id="142"/>
-    <w:bookmarkStart w:id="144" w:name="ref-kruschke2018"/>
+    <w:bookmarkEnd w:id="144"/>
+    <w:bookmarkStart w:id="146" w:name="ref-kruschke2018"/>
     <w:p>
       <w:pPr>
         <w:pStyle w:val="Bibliography"/>
@@ -31618,7 +31872,7 @@
       <w:r>
         <w:t xml:space="preserve"> </w:t>
       </w:r>
-      <w:hyperlink r:id="rId143">
+      <w:hyperlink r:id="rId145">
         <w:r>
           <w:rPr>
             <w:rStyle w:val="Hyperlink"/>
@@ -31627,8 +31881,8 @@
         </w:r>
       </w:hyperlink>
     </w:p>
-    <w:bookmarkEnd w:id="144"/>
-    <w:bookmarkStart w:id="146" w:name="ref-makowski2019"/>
+    <w:bookmarkEnd w:id="146"/>
+    <w:bookmarkStart w:id="148" w:name="ref-makowski2019"/>
     <w:p>
       <w:pPr>
         <w:pStyle w:val="Bibliography"/>
@@ -31665,7 +31919,7 @@
       <w:r>
         <w:t xml:space="preserve"> </w:t>
       </w:r>
-      <w:hyperlink r:id="rId145">
+      <w:hyperlink r:id="rId147">
         <w:r>
           <w:rPr>
             <w:rStyle w:val="Hyperlink"/>
@@ -31674,8 +31928,8 @@
         </w:r>
       </w:hyperlink>
     </w:p>
-    <w:bookmarkEnd w:id="146"/>
-    <w:bookmarkStart w:id="148" w:name="ref-bayestestR"/>
+    <w:bookmarkEnd w:id="148"/>
+    <w:bookmarkStart w:id="150" w:name="ref-bayestestR"/>
     <w:p>
       <w:pPr>
         <w:pStyle w:val="Bibliography"/>
@@ -31712,7 +31966,7 @@
       <w:r>
         <w:t xml:space="preserve"> </w:t>
       </w:r>
-      <w:hyperlink r:id="rId147">
+      <w:hyperlink r:id="rId149">
         <w:r>
           <w:rPr>
             <w:rStyle w:val="Hyperlink"/>
@@ -31721,8 +31975,8 @@
         </w:r>
       </w:hyperlink>
     </w:p>
-    <w:bookmarkEnd w:id="148"/>
-    <w:bookmarkStart w:id="150" w:name="ref-maniscalco2025"/>
+    <w:bookmarkEnd w:id="150"/>
+    <w:bookmarkStart w:id="152" w:name="ref-maniscalco2025"/>
     <w:p>
       <w:pPr>
         <w:pStyle w:val="Bibliography"/>
@@ -31759,7 +32013,7 @@
       <w:r>
         <w:t xml:space="preserve"> </w:t>
       </w:r>
-      <w:hyperlink r:id="rId149">
+      <w:hyperlink r:id="rId151">
         <w:r>
           <w:rPr>
             <w:rStyle w:val="Hyperlink"/>
@@ -31768,8 +32022,8 @@
         </w:r>
       </w:hyperlink>
     </w:p>
-    <w:bookmarkEnd w:id="150"/>
-    <w:bookmarkStart w:id="152" w:name="ref-maniscalco2012"/>
+    <w:bookmarkEnd w:id="152"/>
+    <w:bookmarkStart w:id="154" w:name="ref-maniscalco2012"/>
     <w:p>
       <w:pPr>
         <w:pStyle w:val="Bibliography"/>
@@ -31806,7 +32060,7 @@
       <w:r>
         <w:t xml:space="preserve"> </w:t>
       </w:r>
-      <w:hyperlink r:id="rId151">
+      <w:hyperlink r:id="rId153">
         <w:r>
           <w:rPr>
             <w:rStyle w:val="Hyperlink"/>
@@ -31815,8 +32069,8 @@
         </w:r>
       </w:hyperlink>
     </w:p>
-    <w:bookmarkEnd w:id="152"/>
-    <w:bookmarkStart w:id="154" w:name="ref-maniscalco2014"/>
+    <w:bookmarkEnd w:id="154"/>
+    <w:bookmarkStart w:id="156" w:name="ref-maniscalco2014"/>
     <w:p>
       <w:pPr>
         <w:pStyle w:val="Bibliography"/>
@@ -31843,7 +32097,7 @@
       <w:r>
         <w:t xml:space="preserve"> </w:t>
       </w:r>
-      <w:hyperlink r:id="rId153">
+      <w:hyperlink r:id="rId155">
         <w:r>
           <w:rPr>
             <w:rStyle w:val="Hyperlink"/>
@@ -31852,8 +32106,8 @@
         </w:r>
       </w:hyperlink>
     </w:p>
-    <w:bookmarkEnd w:id="154"/>
-    <w:bookmarkStart w:id="155" w:name="ref-mcelreath2016"/>
+    <w:bookmarkEnd w:id="156"/>
+    <w:bookmarkStart w:id="157" w:name="ref-mcelreath2016"/>
     <w:p>
       <w:pPr>
         <w:pStyle w:val="Bibliography"/>
@@ -31881,8 +32135,8 @@
         <w:t xml:space="preserve">(Vol. 122). CRC press Boca Raton, FL.</w:t>
       </w:r>
     </w:p>
-    <w:bookmarkEnd w:id="155"/>
-    <w:bookmarkStart w:id="157" w:name="ref-modrak2025"/>
+    <w:bookmarkEnd w:id="157"/>
+    <w:bookmarkStart w:id="159" w:name="ref-modrak2025"/>
     <w:p>
       <w:pPr>
         <w:pStyle w:val="Bibliography"/>
@@ -31919,7 +32173,7 @@
       <w:r>
         <w:t xml:space="preserve"> </w:t>
       </w:r>
-      <w:hyperlink r:id="rId156">
+      <w:hyperlink r:id="rId158">
         <w:r>
           <w:rPr>
             <w:rStyle w:val="Hyperlink"/>
@@ -31928,8 +32182,8 @@
         </w:r>
       </w:hyperlink>
     </w:p>
-    <w:bookmarkEnd w:id="157"/>
-    <w:bookmarkStart w:id="159" w:name="ref-moutoussis2018"/>
+    <w:bookmarkEnd w:id="159"/>
+    <w:bookmarkStart w:id="161" w:name="ref-moutoussis2018"/>
     <w:p>
       <w:pPr>
         <w:pStyle w:val="Bibliography"/>
@@ -31966,7 +32220,7 @@
       <w:r>
         <w:t xml:space="preserve"> </w:t>
       </w:r>
-      <w:hyperlink r:id="rId158">
+      <w:hyperlink r:id="rId160">
         <w:r>
           <w:rPr>
             <w:rStyle w:val="Hyperlink"/>
@@ -31975,8 +32229,8 @@
         </w:r>
       </w:hyperlink>
     </w:p>
-    <w:bookmarkEnd w:id="159"/>
-    <w:bookmarkStart w:id="160" w:name="ref-oneill2026"/>
+    <w:bookmarkEnd w:id="161"/>
+    <w:bookmarkStart w:id="162" w:name="ref-oneill2026"/>
     <w:p>
       <w:pPr>
         <w:pStyle w:val="Bibliography"/>
@@ -32011,8 +32265,8 @@
         <w:t xml:space="preserve">.</w:t>
       </w:r>
     </w:p>
-    <w:bookmarkEnd w:id="160"/>
-    <w:bookmarkStart w:id="162" w:name="ref-peters2024"/>
+    <w:bookmarkEnd w:id="162"/>
+    <w:bookmarkStart w:id="164" w:name="ref-peters2024"/>
     <w:p>
       <w:pPr>
         <w:pStyle w:val="Bibliography"/>
@@ -32049,7 +32303,7 @@
       <w:r>
         <w:t xml:space="preserve"> </w:t>
       </w:r>
-      <w:hyperlink r:id="rId161">
+      <w:hyperlink r:id="rId163">
         <w:r>
           <w:rPr>
             <w:rStyle w:val="Hyperlink"/>
@@ -32058,8 +32312,8 @@
         </w:r>
       </w:hyperlink>
     </w:p>
-    <w:bookmarkEnd w:id="162"/>
-    <w:bookmarkStart w:id="164" w:name="ref-rahnev2021"/>
+    <w:bookmarkEnd w:id="164"/>
+    <w:bookmarkStart w:id="166" w:name="ref-rahnev2021"/>
     <w:p>
       <w:pPr>
         <w:pStyle w:val="Bibliography"/>
@@ -32096,7 +32350,7 @@
       <w:r>
         <w:t xml:space="preserve"> </w:t>
       </w:r>
-      <w:hyperlink r:id="rId163">
+      <w:hyperlink r:id="rId165">
         <w:r>
           <w:rPr>
             <w:rStyle w:val="Hyperlink"/>
@@ -32105,8 +32359,8 @@
         </w:r>
       </w:hyperlink>
     </w:p>
-    <w:bookmarkEnd w:id="164"/>
-    <w:bookmarkStart w:id="166" w:name="ref-rahnev2025"/>
+    <w:bookmarkEnd w:id="166"/>
+    <w:bookmarkStart w:id="168" w:name="ref-rahnev2025"/>
     <w:p>
       <w:pPr>
         <w:pStyle w:val="Bibliography"/>
@@ -32143,7 +32397,7 @@
       <w:r>
         <w:t xml:space="preserve"> </w:t>
       </w:r>
-      <w:hyperlink r:id="rId165">
+      <w:hyperlink r:id="rId167">
         <w:r>
           <w:rPr>
             <w:rStyle w:val="Hyperlink"/>
@@ -32152,8 +32406,8 @@
         </w:r>
       </w:hyperlink>
     </w:p>
-    <w:bookmarkEnd w:id="166"/>
-    <w:bookmarkStart w:id="168" w:name="ref-rausch2023"/>
+    <w:bookmarkEnd w:id="168"/>
+    <w:bookmarkStart w:id="170" w:name="ref-rausch2023"/>
     <w:p>
       <w:pPr>
         <w:pStyle w:val="Bibliography"/>
@@ -32190,7 +32444,7 @@
       <w:r>
         <w:t xml:space="preserve"> </w:t>
       </w:r>
-      <w:hyperlink r:id="rId167">
+      <w:hyperlink r:id="rId169">
         <w:r>
           <w:rPr>
             <w:rStyle w:val="Hyperlink"/>
@@ -32199,8 +32453,8 @@
         </w:r>
       </w:hyperlink>
     </w:p>
-    <w:bookmarkEnd w:id="168"/>
-    <w:bookmarkStart w:id="170" w:name="ref-rohrer2024"/>
+    <w:bookmarkEnd w:id="170"/>
+    <w:bookmarkStart w:id="172" w:name="ref-rohrer2024"/>
     <w:p>
       <w:pPr>
         <w:pStyle w:val="Bibliography"/>
@@ -32237,7 +32491,7 @@
       <w:r>
         <w:t xml:space="preserve"> </w:t>
       </w:r>
-      <w:hyperlink r:id="rId169">
+      <w:hyperlink r:id="rId171">
         <w:r>
           <w:rPr>
             <w:rStyle w:val="Hyperlink"/>
@@ -32246,8 +32500,8 @@
         </w:r>
       </w:hyperlink>
     </w:p>
-    <w:bookmarkEnd w:id="170"/>
-    <w:bookmarkStart w:id="172" w:name="ref-rouault2018"/>
+    <w:bookmarkEnd w:id="172"/>
+    <w:bookmarkStart w:id="174" w:name="ref-rouault2018"/>
     <w:p>
       <w:pPr>
         <w:pStyle w:val="Bibliography"/>
@@ -32284,7 +32538,7 @@
       <w:r>
         <w:t xml:space="preserve"> </w:t>
       </w:r>
-      <w:hyperlink r:id="rId171">
+      <w:hyperlink r:id="rId173">
         <w:r>
           <w:rPr>
             <w:rStyle w:val="Hyperlink"/>
@@ -32293,14 +32547,14 @@
         </w:r>
       </w:hyperlink>
     </w:p>
-    <w:bookmarkEnd w:id="172"/>
-    <w:bookmarkStart w:id="174" w:name="ref-schad2021"/>
+    <w:bookmarkEnd w:id="174"/>
+    <w:bookmarkStart w:id="176" w:name="ref-sarna2026"/>
     <w:p>
       <w:pPr>
         <w:pStyle w:val="Bibliography"/>
       </w:pPr>
       <w:r>
-        <w:t xml:space="preserve">Schad, D. J., Betancourt, M., &amp; Vasishth, S. (2021). Toward a principled bayesian workflow in cognitive science.</w:t>
+        <w:t xml:space="preserve">Sarna, N., Dar, R., &amp; Mazor, M. (2026a). Biased and inattentive responding contribute to apparent metacognitive biases in mental health.</w:t>
       </w:r>
       <w:r>
         <w:t xml:space="preserve"> </w:t>
@@ -32310,7 +32564,7 @@
           <w:i/>
           <w:iCs/>
         </w:rPr>
-        <w:t xml:space="preserve">Psychological Methods</w:t>
+        <w:t xml:space="preserve">Proceedings of the National Academy of Sciences</w:t>
       </w:r>
       <w:r>
         <w:t xml:space="preserve">,</w:t>
@@ -32323,6 +32577,100 @@
           <w:i/>
           <w:iCs/>
         </w:rPr>
+        <w:t xml:space="preserve">123</w:t>
+      </w:r>
+      <w:r>
+        <w:t xml:space="preserve">(19).</w:t>
+      </w:r>
+      <w:r>
+        <w:t xml:space="preserve"> </w:t>
+      </w:r>
+      <w:hyperlink r:id="rId175">
+        <w:r>
+          <w:rPr>
+            <w:rStyle w:val="Hyperlink"/>
+          </w:rPr>
+          <w:t xml:space="preserve">https://doi.org/10.1073/pnas.2520832123</w:t>
+        </w:r>
+      </w:hyperlink>
+    </w:p>
+    <w:bookmarkEnd w:id="176"/>
+    <w:bookmarkStart w:id="178" w:name="ref-sarna2026b"/>
+    <w:p>
+      <w:pPr>
+        <w:pStyle w:val="Bibliography"/>
+      </w:pPr>
+      <w:r>
+        <w:t xml:space="preserve">Sarna, N., Dar, R., &amp; Mazor, M. (2026b). Reply to gillan et al.: What should be the null hypothesis in computational psychiatry?</w:t>
+      </w:r>
+      <w:r>
+        <w:t xml:space="preserve"> </w:t>
+      </w:r>
+      <w:r>
+        <w:rPr>
+          <w:i/>
+          <w:iCs/>
+        </w:rPr>
+        <w:t xml:space="preserve">Proceedings of the National Academy of Sciences</w:t>
+      </w:r>
+      <w:r>
+        <w:t xml:space="preserve">,</w:t>
+      </w:r>
+      <w:r>
+        <w:t xml:space="preserve"> </w:t>
+      </w:r>
+      <w:r>
+        <w:rPr>
+          <w:i/>
+          <w:iCs/>
+        </w:rPr>
+        <w:t xml:space="preserve">123</w:t>
+      </w:r>
+      <w:r>
+        <w:t xml:space="preserve">(43).</w:t>
+      </w:r>
+      <w:r>
+        <w:t xml:space="preserve"> </w:t>
+      </w:r>
+      <w:hyperlink r:id="rId177">
+        <w:r>
+          <w:rPr>
+            <w:rStyle w:val="Hyperlink"/>
+          </w:rPr>
+          <w:t xml:space="preserve">https://doi.org/10.1073/pnas.2628596123</w:t>
+        </w:r>
+      </w:hyperlink>
+    </w:p>
+    <w:bookmarkEnd w:id="178"/>
+    <w:bookmarkStart w:id="180" w:name="ref-schad2021"/>
+    <w:p>
+      <w:pPr>
+        <w:pStyle w:val="Bibliography"/>
+      </w:pPr>
+      <w:r>
+        <w:t xml:space="preserve">Schad, D. J., Betancourt, M., &amp; Vasishth, S. (2021). Toward a principled bayesian workflow in cognitive science.</w:t>
+      </w:r>
+      <w:r>
+        <w:t xml:space="preserve"> </w:t>
+      </w:r>
+      <w:r>
+        <w:rPr>
+          <w:i/>
+          <w:iCs/>
+        </w:rPr>
+        <w:t xml:space="preserve">Psychological Methods</w:t>
+      </w:r>
+      <w:r>
+        <w:t xml:space="preserve">,</w:t>
+      </w:r>
+      <w:r>
+        <w:t xml:space="preserve"> </w:t>
+      </w:r>
+      <w:r>
+        <w:rPr>
+          <w:i/>
+          <w:iCs/>
+        </w:rPr>
         <w:t xml:space="preserve">26</w:t>
       </w:r>
       <w:r>
@@ -32331,7 +32679,7 @@
       <w:r>
         <w:t xml:space="preserve"> </w:t>
       </w:r>
-      <w:hyperlink r:id="rId173">
+      <w:hyperlink r:id="rId179">
         <w:r>
           <w:rPr>
             <w:rStyle w:val="Hyperlink"/>
@@ -32340,8 +32688,8 @@
         </w:r>
       </w:hyperlink>
     </w:p>
-    <w:bookmarkEnd w:id="174"/>
-    <w:bookmarkStart w:id="175" w:name="ref-singmann2019"/>
+    <w:bookmarkEnd w:id="180"/>
+    <w:bookmarkStart w:id="181" w:name="ref-singmann2019"/>
     <w:p>
       <w:pPr>
         <w:pStyle w:val="Bibliography"/>
@@ -32366,8 +32714,8 @@
         <w:t xml:space="preserve">(pp. 4–31). Routledge.</w:t>
       </w:r>
     </w:p>
-    <w:bookmarkEnd w:id="175"/>
-    <w:bookmarkStart w:id="177" w:name="ref-sivula2025"/>
+    <w:bookmarkEnd w:id="181"/>
+    <w:bookmarkStart w:id="183" w:name="ref-sivula2025"/>
     <w:p>
       <w:pPr>
         <w:pStyle w:val="Bibliography"/>
@@ -32404,7 +32752,7 @@
       <w:r>
         <w:t xml:space="preserve"> </w:t>
       </w:r>
-      <w:hyperlink r:id="rId176">
+      <w:hyperlink r:id="rId182">
         <w:r>
           <w:rPr>
             <w:rStyle w:val="Hyperlink"/>
@@ -32413,8 +32761,8 @@
         </w:r>
       </w:hyperlink>
     </w:p>
-    <w:bookmarkEnd w:id="177"/>
-    <w:bookmarkStart w:id="179" w:name="ref-talts2018"/>
+    <w:bookmarkEnd w:id="183"/>
+    <w:bookmarkStart w:id="185" w:name="ref-talts2018"/>
     <w:p>
       <w:pPr>
         <w:pStyle w:val="Bibliography"/>
@@ -32438,7 +32786,7 @@
       <w:r>
         <w:t xml:space="preserve"> </w:t>
       </w:r>
-      <w:hyperlink r:id="rId178">
+      <w:hyperlink r:id="rId184">
         <w:r>
           <w:rPr>
             <w:rStyle w:val="Hyperlink"/>
@@ -32447,8 +32795,8 @@
         </w:r>
       </w:hyperlink>
     </w:p>
-    <w:bookmarkEnd w:id="179"/>
-    <w:bookmarkStart w:id="181" w:name="ref-vehtari2017"/>
+    <w:bookmarkEnd w:id="185"/>
+    <w:bookmarkStart w:id="187" w:name="ref-vehtari2017"/>
     <w:p>
       <w:pPr>
         <w:pStyle w:val="Bibliography"/>
@@ -32485,7 +32833,7 @@
       <w:r>
         <w:t xml:space="preserve"> </w:t>
       </w:r>
-      <w:hyperlink r:id="rId180">
+      <w:hyperlink r:id="rId186">
         <w:r>
           <w:rPr>
             <w:rStyle w:val="Hyperlink"/>
@@ -32494,14 +32842,14 @@
         </w:r>
       </w:hyperlink>
     </w:p>
-    <w:bookmarkEnd w:id="181"/>
-    <w:bookmarkStart w:id="183" w:name="ref-xue2021"/>
+    <w:bookmarkEnd w:id="187"/>
+    <w:bookmarkStart w:id="189" w:name="ref-westfall2016"/>
     <w:p>
       <w:pPr>
         <w:pStyle w:val="Bibliography"/>
       </w:pPr>
       <w:r>
-        <w:t xml:space="preserve">Xue, K., Shekhar, M., &amp; Rahnev, D. (2021). Examining the robustness of the relationship between metacognitive efficiency and metacognitive bias.</w:t>
+        <w:t xml:space="preserve">Westfall, J., &amp; Yarkoni, T. (2016). Statistically controlling for confounding constructs is harder than you think.</w:t>
       </w:r>
       <w:r>
         <w:t xml:space="preserve"> </w:t>
@@ -32511,7 +32859,7 @@
           <w:i/>
           <w:iCs/>
         </w:rPr>
-        <w:t xml:space="preserve">Consciousness and Cognition</w:t>
+        <w:t xml:space="preserve">PLOS ONE</w:t>
       </w:r>
       <w:r>
         <w:t xml:space="preserve">,</w:t>
@@ -32524,6 +32872,53 @@
           <w:i/>
           <w:iCs/>
         </w:rPr>
+        <w:t xml:space="preserve">11</w:t>
+      </w:r>
+      <w:r>
+        <w:t xml:space="preserve">(3), e0152719.</w:t>
+      </w:r>
+      <w:r>
+        <w:t xml:space="preserve"> </w:t>
+      </w:r>
+      <w:hyperlink r:id="rId188">
+        <w:r>
+          <w:rPr>
+            <w:rStyle w:val="Hyperlink"/>
+          </w:rPr>
+          <w:t xml:space="preserve">https://doi.org/10.1371/journal.pone.0152719</w:t>
+        </w:r>
+      </w:hyperlink>
+    </w:p>
+    <w:bookmarkEnd w:id="189"/>
+    <w:bookmarkStart w:id="191" w:name="ref-xue2021"/>
+    <w:p>
+      <w:pPr>
+        <w:pStyle w:val="Bibliography"/>
+      </w:pPr>
+      <w:r>
+        <w:t xml:space="preserve">Xue, K., Shekhar, M., &amp; Rahnev, D. (2021). Examining the robustness of the relationship between metacognitive efficiency and metacognitive bias.</w:t>
+      </w:r>
+      <w:r>
+        <w:t xml:space="preserve"> </w:t>
+      </w:r>
+      <w:r>
+        <w:rPr>
+          <w:i/>
+          <w:iCs/>
+        </w:rPr>
+        <w:t xml:space="preserve">Consciousness and Cognition</w:t>
+      </w:r>
+      <w:r>
+        <w:t xml:space="preserve">,</w:t>
+      </w:r>
+      <w:r>
+        <w:t xml:space="preserve"> </w:t>
+      </w:r>
+      <w:r>
+        <w:rPr>
+          <w:i/>
+          <w:iCs/>
+        </w:rPr>
         <w:t xml:space="preserve">95</w:t>
       </w:r>
       <w:r>
@@ -32532,7 +32927,7 @@
       <w:r>
         <w:t xml:space="preserve"> </w:t>
       </w:r>
-      <w:hyperlink r:id="rId182">
+      <w:hyperlink r:id="rId190">
         <w:r>
           <w:rPr>
             <w:rStyle w:val="Hyperlink"/>
@@ -32541,8 +32936,8 @@
         </w:r>
       </w:hyperlink>
     </w:p>
-    <w:bookmarkEnd w:id="183"/>
-    <w:bookmarkStart w:id="185" w:name="ref-yarkoni2020"/>
+    <w:bookmarkEnd w:id="191"/>
+    <w:bookmarkStart w:id="193" w:name="ref-yarkoni2020"/>
     <w:p>
       <w:pPr>
         <w:pStyle w:val="Bibliography"/>
@@ -32579,7 +32974,7 @@
       <w:r>
         <w:t xml:space="preserve"> </w:t>
       </w:r>
-      <w:hyperlink r:id="rId184">
+      <w:hyperlink r:id="rId192">
         <w:r>
           <w:rPr>
             <w:rStyle w:val="Hyperlink"/>
@@ -32588,14 +32983,14 @@
         </w:r>
       </w:hyperlink>
     </w:p>
-    <w:bookmarkEnd w:id="185"/>
-    <w:bookmarkEnd w:id="186"/>
+    <w:bookmarkEnd w:id="193"/>
+    <w:bookmarkEnd w:id="194"/>
     <w:p>
       <w:r>
         <w:br w:type="page"/>
       </w:r>
     </w:p>
-    <w:bookmarkEnd w:id="187"/>
+    <w:bookmarkEnd w:id="195"/>
     <w:p>
       <w:pPr>
         <w:pStyle w:val="Heading1"/>
@@ -32604,7 +32999,7 @@
         <w:t xml:space="preserve">Appendix</w:t>
       </w:r>
     </w:p>
-    <w:bookmarkStart w:id="188" w:name="apx-ll"/>
+    <w:bookmarkStart w:id="196" w:name="apx-ll"/>
     <w:p>
       <w:pPr>
         <w:pStyle w:val="Heading1"/>
@@ -37083,7 +37478,7 @@
         <w:t xml:space="preserve">package supports any unbounded Thurstonian distribution (i.e., any distribution with a location parameter and fixed scale) given a definition of its log (complementary) cumulative distribution function in both R and Stan.</w:t>
       </w:r>
     </w:p>
-    <w:bookmarkEnd w:id="188"/>
+    <w:bookmarkEnd w:id="196"/>
     <w:sectPr>
       <w:headerReference r:id="rId8" w:type="even"/>
       <w:headerReference r:id="rId9" w:type="default"/>

--- a/index.docx
+++ b/index.docx
@@ -438,7 +438,7 @@
         <w:t xml:space="preserve">Word Count</w:t>
       </w:r>
       <w:r>
-        <w:t xml:space="preserve">: 12483</w:t>
+        <w:t xml:space="preserve">: 12484</w:t>
       </w:r>
     </w:p>
     <w:p>
@@ -20083,10 +20083,7 @@
         </w:r>
       </w:hyperlink>
       <w:r>
-        <w:t xml:space="preserve">A). From this figure, it is clear that the standard normal priors for the confidence criteria place far too much probability on low-confidence responses, such that the maximum confidence level has almost no prior probability. To fix this issue, we iteratively adjusted the prior mean until the prior predictions appear suitable. This process revealed that a prior mean of -1.33 generated prior predictions that put roughly equal probability on each confidence level for correct responses with a slight preference for low confidence for incorrect responses, which is a reasonable starting point</w:t>
-      </w:r>
-      <w:r>
-        <w:t xml:space="preserve"> </w:t>
+        <w:t xml:space="preserve">A). From this figure, it is clear that the standard normal priors for the confidence criteria place far too much probability on low-confidence responses, such that the maximum confidence level has almost no prior probability. To fix this issue, we iteratively adjusted the prior mean until the prior predictions appear suitable. This process revealed that a prior mean of -1.33 generated prior predictions that put roughly equal probability on each confidence level for correct responses, together with a slight preference for low confidence for incorrect responses (</w:t>
       </w:r>
       <w:hyperlink w:anchor="fig-type2-prior">
         <w:r>
@@ -20097,7 +20094,7 @@
         </w:r>
       </w:hyperlink>
       <w:r>
-        <w:t xml:space="preserve">B.</w:t>
+        <w:t xml:space="preserve">B). This is a reasonable starting point.</w:t>
       </w:r>
     </w:p>
     <w:p>

--- a/index.docx
+++ b/index.docx
@@ -91,7 +91,7 @@
       </w:r>
     </w:p>
     <w:bookmarkEnd w:id="22"/>
-    <w:bookmarkStart w:id="35" w:name="author-note"/>
+    <w:bookmarkStart w:id="37" w:name="author-note"/>
     <w:p>
       <w:pPr>
         <w:pStyle w:val="Heading1"/>
@@ -255,12 +255,48 @@
         <w:pStyle w:val="BodyText"/>
       </w:pPr>
       <w:r>
+        <w:t xml:space="preserve">All data, materials, and code are available at</w:t>
+      </w:r>
+      <w:r>
+        <w:t xml:space="preserve"> </w:t>
+      </w:r>
+      <w:hyperlink r:id="rId34">
+        <w:r>
+          <w:rPr>
+            <w:rStyle w:val="Hyperlink"/>
+          </w:rPr>
+          <w:t xml:space="preserve">https://github.com/metacoglab/hmetad_tutorial</w:t>
+        </w:r>
+      </w:hyperlink>
+      <w:r>
+        <w:t xml:space="preserve">. This manuscript is available in other formats at</w:t>
+      </w:r>
+      <w:r>
+        <w:t xml:space="preserve"> </w:t>
+      </w:r>
+      <w:hyperlink r:id="rId35">
+        <w:r>
+          <w:rPr>
+            <w:rStyle w:val="Hyperlink"/>
+          </w:rPr>
+          <w:t xml:space="preserve">https://metacoglab.github.io/hmetad_tutorial/</w:t>
+        </w:r>
+      </w:hyperlink>
+      <w:r>
+        <w:t xml:space="preserve">. The authors have no conflicts of interest to declare. SMF is a CIFAR Fellow in the Brain, Mind and Consciousness Program, and funded by UK Research and Innovation (UKRI) under the UK government’s Horizon Europe funding guarantee (selected as ERC Consolidator, grant number 101043666).</w:t>
+      </w:r>
+    </w:p>
+    <w:p>
+      <w:pPr>
+        <w:pStyle w:val="BodyText"/>
+      </w:pPr>
+      <w:r>
         <w:t xml:space="preserve">Correspondence concerning this article should be addressed to Kevin O’Neill, Department of Experimental Psychology, University College London, 26 Bedford Way, London, United Kingdom, Email:</w:t>
       </w:r>
       <w:r>
         <w:t xml:space="preserve"> </w:t>
       </w:r>
-      <w:hyperlink r:id="rId34">
+      <w:hyperlink r:id="rId36">
         <w:r>
           <w:rPr>
             <w:rStyle w:val="Hyperlink"/>
@@ -274,8 +310,8 @@
         <w:br w:type="page"/>
       </w:r>
     </w:p>
-    <w:bookmarkEnd w:id="35"/>
-    <w:bookmarkStart w:id="36" w:name="abstract"/>
+    <w:bookmarkEnd w:id="37"/>
+    <w:bookmarkStart w:id="38" w:name="abstract"/>
     <w:p>
       <w:pPr>
         <w:pStyle w:val="Heading1"/>
@@ -438,7 +474,7 @@
         <w:t xml:space="preserve">Word Count</w:t>
       </w:r>
       <w:r>
-        <w:t xml:space="preserve">: 12484</w:t>
+        <w:t xml:space="preserve">: 12583</w:t>
       </w:r>
     </w:p>
     <w:p>
@@ -446,8 +482,8 @@
         <w:br w:type="page"/>
       </w:r>
     </w:p>
-    <w:bookmarkEnd w:id="36"/>
-    <w:bookmarkStart w:id="37" w:name="firstheader"/>
+    <w:bookmarkEnd w:id="38"/>
+    <w:bookmarkStart w:id="39" w:name="firstheader"/>
     <w:p>
       <w:pPr>
         <w:pStyle w:val="Heading1"/>
@@ -1236,8 +1272,8 @@
         <w:t xml:space="preserve">package can help to address concerns in metacognition research about statistical power, reliability, and sensitivity to distributional assumptions, while at the same time opening the door to rigorously addressing a broader set of research questions.</w:t>
       </w:r>
     </w:p>
-    <w:bookmarkEnd w:id="37"/>
-    <w:bookmarkStart w:id="62" w:name="the-textrmmeta-d-model"/>
+    <w:bookmarkEnd w:id="39"/>
+    <w:bookmarkStart w:id="64" w:name="the-textrmmeta-d-model"/>
     <w:p>
       <w:pPr>
         <w:pStyle w:val="Heading1"/>
@@ -1335,7 +1371,7 @@
         <w:t xml:space="preserve">package.</w:t>
       </w:r>
     </w:p>
-    <w:bookmarkStart w:id="45" w:name="data"/>
+    <w:bookmarkStart w:id="47" w:name="data"/>
     <w:p>
       <w:pPr>
         <w:pStyle w:val="Heading2"/>
@@ -1574,7 +1610,7 @@
         <w:rPr>
           <w:rStyle w:val="FootnoteReference"/>
         </w:rPr>
-        <w:footnoteReference w:id="38"/>
+        <w:footnoteReference w:id="40"/>
       </w:r>
       <w:r>
         <w:t xml:space="preserve"> </w:t>
@@ -1746,7 +1782,7 @@
         <w:rPr>
           <w:rStyle w:val="FootnoteReference"/>
         </w:rPr>
-        <w:footnoteReference w:id="39"/>
+        <w:footnoteReference w:id="41"/>
       </w:r>
       <w:r>
         <w:t xml:space="preserve"> </w:t>
@@ -2244,7 +2280,7 @@
         </m:oMath>
       </m:oMathPara>
     </w:p>
-    <w:bookmarkStart w:id="44" w:name="fig-paradigm"/>
+    <w:bookmarkStart w:id="46" w:name="fig-paradigm"/>
     <w:p>
       <w:pPr>
         <w:pStyle w:val="FigureTitle"/>
@@ -2335,24 +2371,24 @@
           <wp:inline>
             <wp:extent cx="5943600" cy="1379609"/>
             <wp:effectExtent b="0" l="0" r="0" t="0"/>
-            <wp:docPr descr="" title="" id="41" name="Picture"/>
+            <wp:docPr descr="" title="" id="43" name="Picture"/>
             <a:graphic>
               <a:graphicData uri="http://schemas.openxmlformats.org/drawingml/2006/picture">
                 <pic:pic>
                   <pic:nvPicPr>
-                    <pic:cNvPr descr="tikz.95dcc288.svg" id="42" name="Picture"/>
+                    <pic:cNvPr descr="tikz.95dcc288.svg" id="44" name="Picture"/>
                     <pic:cNvPicPr>
                       <a:picLocks noChangeArrowheads="1" noChangeAspect="1"/>
                     </pic:cNvPicPr>
                   </pic:nvPicPr>
                   <pic:blipFill>
-                    <a:blip r:embed="rId43">
+                    <a:blip r:embed="rId45">
                       <a:extLst>
                         <a:ext uri="{28A0092B-C50C-407E-A947-70E740481C1C}">
                           <a14:useLocalDpi xmlns:a14="http://schemas.microsoft.com/office/drawing/2010/main" val="0"/>
                         </a:ext>
                         <a:ext uri="{96DAC541-7B7A-43D3-8B79-37D633B846F1}">
-                          <asvg:svgBlip xmlns:asvg="http://schemas.microsoft.com/office/drawing/2016/SVG/main" r:embed="rId40"/>
+                          <asvg:svgBlip xmlns:asvg="http://schemas.microsoft.com/office/drawing/2016/SVG/main" r:embed="rId42"/>
                         </a:ext>
                       </a:extLst>
                     </a:blip>
@@ -2382,9 +2418,9 @@
         </w:drawing>
       </w:r>
     </w:p>
-    <w:bookmarkEnd w:id="44"/>
-    <w:bookmarkEnd w:id="45"/>
-    <w:bookmarkStart w:id="53" w:name="generative-model"/>
+    <w:bookmarkEnd w:id="46"/>
+    <w:bookmarkEnd w:id="47"/>
+    <w:bookmarkStart w:id="55" w:name="generative-model"/>
     <w:p>
       <w:pPr>
         <w:pStyle w:val="Heading2"/>
@@ -2548,7 +2584,7 @@
         <w:t xml:space="preserve">, identifying relevant assumptions along the way.</w:t>
       </w:r>
     </w:p>
-    <w:bookmarkStart w:id="49" w:name="fig-metad-model"/>
+    <w:bookmarkStart w:id="51" w:name="fig-metad-model"/>
     <w:p>
       <w:pPr>
         <w:pStyle w:val="FigureTitle"/>
@@ -2790,18 +2826,18 @@
           <wp:inline>
             <wp:extent cx="5943600" cy="5943600"/>
             <wp:effectExtent b="0" l="0" r="0" t="0"/>
-            <wp:docPr descr="" title="" id="47" name="Picture"/>
+            <wp:docPr descr="" title="" id="49" name="Picture"/>
             <a:graphic>
               <a:graphicData uri="http://schemas.openxmlformats.org/drawingml/2006/picture">
                 <pic:pic>
                   <pic:nvPicPr>
-                    <pic:cNvPr descr="index_files/figure-docx/fig-metad-model-1.png" id="48" name="Picture"/>
+                    <pic:cNvPr descr="index_files/figure-docx/fig-metad-model-1.png" id="50" name="Picture"/>
                     <pic:cNvPicPr>
                       <a:picLocks noChangeArrowheads="1" noChangeAspect="1"/>
                     </pic:cNvPicPr>
                   </pic:nvPicPr>
                   <pic:blipFill>
-                    <a:blip r:embed="rId46"/>
+                    <a:blip r:embed="rId48"/>
                     <a:stretch>
                       <a:fillRect/>
                     </a:stretch>
@@ -2828,8 +2864,8 @@
         </w:drawing>
       </w:r>
     </w:p>
-    <w:bookmarkEnd w:id="49"/>
-    <w:bookmarkStart w:id="50" w:name="type-i-responses"/>
+    <w:bookmarkEnd w:id="51"/>
+    <w:bookmarkStart w:id="52" w:name="type-i-responses"/>
     <w:p>
       <w:pPr>
         <w:pStyle w:val="Heading3"/>
@@ -4130,8 +4166,8 @@
         <w:t xml:space="preserve">.</w:t>
       </w:r>
     </w:p>
-    <w:bookmarkEnd w:id="50"/>
-    <w:bookmarkStart w:id="51" w:name="type-ii-responses"/>
+    <w:bookmarkEnd w:id="52"/>
+    <w:bookmarkStart w:id="53" w:name="type-ii-responses"/>
     <w:p>
       <w:pPr>
         <w:pStyle w:val="Heading3"/>
@@ -7268,8 +7304,8 @@
         <w:t xml:space="preserve">.</w:t>
       </w:r>
     </w:p>
-    <w:bookmarkEnd w:id="51"/>
-    <w:bookmarkStart w:id="52" w:name="joint-likelihood"/>
+    <w:bookmarkEnd w:id="53"/>
+    <w:bookmarkStart w:id="54" w:name="joint-likelihood"/>
     <w:p>
       <w:pPr>
         <w:pStyle w:val="Heading3"/>
@@ -8540,9 +8576,9 @@
         <w:t xml:space="preserve">.</w:t>
       </w:r>
     </w:p>
-    <w:bookmarkEnd w:id="52"/>
-    <w:bookmarkEnd w:id="53"/>
-    <w:bookmarkStart w:id="58" w:name="X134bc60c847c4dd3083e0cf0f290bb3d7a7785f"/>
+    <w:bookmarkEnd w:id="54"/>
+    <w:bookmarkEnd w:id="55"/>
+    <w:bookmarkStart w:id="60" w:name="X134bc60c847c4dd3083e0cf0f290bb3d7a7785f"/>
     <w:p>
       <w:pPr>
         <w:pStyle w:val="Heading2"/>
@@ -9094,7 +9130,7 @@
         <w:t xml:space="preserve">on other model parameters.</w:t>
       </w:r>
     </w:p>
-    <w:bookmarkStart w:id="57" w:name="fig-metac"/>
+    <w:bookmarkStart w:id="59" w:name="fig-metac"/>
     <w:p>
       <w:pPr>
         <w:pStyle w:val="FigureTitle"/>
@@ -9191,18 +9227,18 @@
           <wp:inline>
             <wp:extent cx="5943600" cy="2971800"/>
             <wp:effectExtent b="0" l="0" r="0" t="0"/>
-            <wp:docPr descr="" title="" id="55" name="Picture"/>
+            <wp:docPr descr="" title="" id="57" name="Picture"/>
             <a:graphic>
               <a:graphicData uri="http://schemas.openxmlformats.org/drawingml/2006/picture">
                 <pic:pic>
                   <pic:nvPicPr>
-                    <pic:cNvPr descr="index_files/figure-docx/fig-metac-1.png" id="56" name="Picture"/>
+                    <pic:cNvPr descr="index_files/figure-docx/fig-metac-1.png" id="58" name="Picture"/>
                     <pic:cNvPicPr>
                       <a:picLocks noChangeArrowheads="1" noChangeAspect="1"/>
                     </pic:cNvPicPr>
                   </pic:nvPicPr>
                   <pic:blipFill>
-                    <a:blip r:embed="rId54"/>
+                    <a:blip r:embed="rId56"/>
                     <a:stretch>
                       <a:fillRect/>
                     </a:stretch>
@@ -9229,9 +9265,9 @@
         </w:drawing>
       </w:r>
     </w:p>
-    <w:bookmarkEnd w:id="57"/>
-    <w:bookmarkEnd w:id="58"/>
-    <w:bookmarkStart w:id="61" w:name="parameterization-in-the-hmetad-package"/>
+    <w:bookmarkEnd w:id="59"/>
+    <w:bookmarkEnd w:id="60"/>
+    <w:bookmarkStart w:id="63" w:name="parameterization-in-the-hmetad-package"/>
     <w:p>
       <w:pPr>
         <w:pStyle w:val="Heading2"/>
@@ -9665,7 +9701,7 @@
         <w:rPr>
           <w:rStyle w:val="FootnoteReference"/>
         </w:rPr>
-        <w:footnoteReference w:id="59"/>
+        <w:footnoteReference w:id="61"/>
       </w:r>
       <w:r>
         <w:t xml:space="preserve"> </w:t>
@@ -11312,7 +11348,7 @@
         <w:t xml:space="preserve">are modeled with a logarithmic link function to ensure that they are positive.</w:t>
       </w:r>
     </w:p>
-    <w:bookmarkStart w:id="60" w:name="including-predictors"/>
+    <w:bookmarkStart w:id="62" w:name="including-predictors"/>
     <w:p>
       <w:pPr>
         <w:pStyle w:val="Heading3"/>
@@ -13144,10 +13180,10 @@
         <w:t xml:space="preserve">.</w:t>
       </w:r>
     </w:p>
-    <w:bookmarkEnd w:id="60"/>
-    <w:bookmarkEnd w:id="61"/>
     <w:bookmarkEnd w:id="62"/>
-    <w:bookmarkStart w:id="109" w:name="fitting-the-textrmmeta-d-model-in-r"/>
+    <w:bookmarkEnd w:id="63"/>
+    <w:bookmarkEnd w:id="64"/>
+    <w:bookmarkStart w:id="111" w:name="fitting-the-textrmmeta-d-model-in-r"/>
     <w:p>
       <w:pPr>
         <w:pStyle w:val="Heading1"/>
@@ -13523,7 +13559,7 @@
         <w:t xml:space="preserve">model, where participant-level parameters are estimated hierarchically.</w:t>
       </w:r>
     </w:p>
-    <w:bookmarkStart w:id="67" w:name="setup"/>
+    <w:bookmarkStart w:id="69" w:name="setup"/>
     <w:p>
       <w:pPr>
         <w:pStyle w:val="Heading2"/>
@@ -13532,7 +13568,7 @@
         <w:t xml:space="preserve">Setup</w:t>
       </w:r>
     </w:p>
-    <w:bookmarkStart w:id="65" w:name="installation"/>
+    <w:bookmarkStart w:id="67" w:name="installation"/>
     <w:p>
       <w:pPr>
         <w:pStyle w:val="Heading3"/>
@@ -13715,7 +13751,7 @@
       <w:r>
         <w:t xml:space="preserve">package, since it produces more optimized code for most applications. In either case, both interfaces require a working C++ compiler specific to your computer’s operating system. In particular, Windows users must install RTools (</w:t>
       </w:r>
-      <w:hyperlink r:id="rId63">
+      <w:hyperlink r:id="rId65">
         <w:r>
           <w:rPr>
             <w:rStyle w:val="Hyperlink"/>
@@ -13729,7 +13765,7 @@
       <w:r>
         <w:t xml:space="preserve"> </w:t>
       </w:r>
-      <w:hyperlink r:id="rId64">
+      <w:hyperlink r:id="rId66">
         <w:r>
           <w:rPr>
             <w:rStyle w:val="Hyperlink"/>
@@ -13776,8 +13812,8 @@
         <w:t xml:space="preserve">.</w:t>
       </w:r>
     </w:p>
-    <w:bookmarkEnd w:id="65"/>
-    <w:bookmarkStart w:id="66" w:name="data-preparation"/>
+    <w:bookmarkEnd w:id="67"/>
+    <w:bookmarkStart w:id="68" w:name="data-preparation"/>
     <w:p>
       <w:pPr>
         <w:pStyle w:val="Heading3"/>
@@ -15749,9 +15785,9 @@
         <w:t xml:space="preserve">As we demonstrate below, each of these functions has another corresponding function for extracting model estimates of the same quantities to facilitate comparison between the data and model predictions.</w:t>
       </w:r>
     </w:p>
-    <w:bookmarkEnd w:id="66"/>
-    <w:bookmarkEnd w:id="67"/>
-    <w:bookmarkStart w:id="70" w:name="model-specification"/>
+    <w:bookmarkEnd w:id="68"/>
+    <w:bookmarkEnd w:id="69"/>
+    <w:bookmarkStart w:id="72" w:name="model-specification"/>
     <w:p>
       <w:pPr>
         <w:pStyle w:val="Heading2"/>
@@ -16169,7 +16205,7 @@
         <w:rPr>
           <w:rStyle w:val="FootnoteReference"/>
         </w:rPr>
-        <w:footnoteReference w:id="68"/>
+        <w:footnoteReference w:id="70"/>
       </w:r>
       <w:r>
         <w:t xml:space="preserve">.</w:t>
@@ -17338,7 +17374,7 @@
         <w:rPr>
           <w:rStyle w:val="FootnoteReference"/>
         </w:rPr>
-        <w:footnoteReference w:id="69"/>
+        <w:footnoteReference w:id="71"/>
       </w:r>
       <w:r>
         <w:t xml:space="preserve"> </w:t>
@@ -17747,8 +17783,8 @@
         <w:t xml:space="preserve">)</w:t>
       </w:r>
     </w:p>
-    <w:bookmarkEnd w:id="70"/>
-    <w:bookmarkStart w:id="76" w:name="prior-elicitation"/>
+    <w:bookmarkEnd w:id="72"/>
+    <w:bookmarkStart w:id="78" w:name="prior-elicitation"/>
     <w:p>
       <w:pPr>
         <w:pStyle w:val="Heading2"/>
@@ -20116,7 +20152,7 @@
         <w:t xml:space="preserve">C). In this scenario, it would be sensible to increase the prior mean of the confidence criteria until the prior predictions more closely resembled our expectations.</w:t>
       </w:r>
     </w:p>
-    <w:bookmarkStart w:id="75" w:name="fig-type2-prior"/>
+    <w:bookmarkStart w:id="77" w:name="fig-type2-prior"/>
     <w:p>
       <w:pPr>
         <w:pStyle w:val="FigureTitle"/>
@@ -20248,24 +20284,24 @@
           <wp:inline>
             <wp:extent cx="5943600" cy="2971800"/>
             <wp:effectExtent b="0" l="0" r="0" t="0"/>
-            <wp:docPr descr="" title="" id="72" name="Picture"/>
+            <wp:docPr descr="" title="" id="74" name="Picture"/>
             <a:graphic>
               <a:graphicData uri="http://schemas.openxmlformats.org/drawingml/2006/picture">
                 <pic:pic>
                   <pic:nvPicPr>
-                    <pic:cNvPr descr="index_files/figure-docx/fig-type2-prior-1.svg" id="73" name="Picture"/>
+                    <pic:cNvPr descr="index_files/figure-docx/fig-type2-prior-1.svg" id="75" name="Picture"/>
                     <pic:cNvPicPr>
                       <a:picLocks noChangeArrowheads="1" noChangeAspect="1"/>
                     </pic:cNvPicPr>
                   </pic:nvPicPr>
                   <pic:blipFill>
-                    <a:blip r:embed="rId74">
+                    <a:blip r:embed="rId76">
                       <a:extLst>
                         <a:ext uri="{28A0092B-C50C-407E-A947-70E740481C1C}">
                           <a14:useLocalDpi xmlns:a14="http://schemas.microsoft.com/office/drawing/2010/main" val="0"/>
                         </a:ext>
                         <a:ext uri="{96DAC541-7B7A-43D3-8B79-37D633B846F1}">
-                          <asvg:svgBlip xmlns:asvg="http://schemas.microsoft.com/office/drawing/2016/SVG/main" r:embed="rId71"/>
+                          <asvg:svgBlip xmlns:asvg="http://schemas.microsoft.com/office/drawing/2016/SVG/main" r:embed="rId73"/>
                         </a:ext>
                       </a:extLst>
                     </a:blip>
@@ -20295,7 +20331,7 @@
         </w:drawing>
       </w:r>
     </w:p>
-    <w:bookmarkEnd w:id="75"/>
+    <w:bookmarkEnd w:id="77"/>
     <w:p>
       <w:pPr>
         <w:pStyle w:val="FigureNote"/>
@@ -20795,8 +20831,8 @@
         <w:t xml:space="preserve">.</w:t>
       </w:r>
     </w:p>
-    <w:bookmarkEnd w:id="76"/>
-    <w:bookmarkStart w:id="81" w:name="model-fitting"/>
+    <w:bookmarkEnd w:id="78"/>
+    <w:bookmarkStart w:id="83" w:name="model-fitting"/>
     <w:p>
       <w:pPr>
         <w:pStyle w:val="Heading2"/>
@@ -21027,7 +21063,7 @@
         <w:t xml:space="preserve">. Before inspecting the fitted model, however, it is necessary to ensure that the model has converged properly.</w:t>
       </w:r>
     </w:p>
-    <w:bookmarkStart w:id="80" w:name="model-convergence"/>
+    <w:bookmarkStart w:id="82" w:name="model-convergence"/>
     <w:p>
       <w:pPr>
         <w:pStyle w:val="Heading3"/>
@@ -21059,7 +21095,7 @@
       <w:r>
         <w:t xml:space="preserve">indicate problems with the model that must be resolved before interpreting the resulting posterior. Here we will focus on one common issue resulting from hierarchical models: divergent transitions. For a detailed guide on resolving other model fitting issues, we recommend the Stan guide on convergence warnings (</w:t>
       </w:r>
-      <w:hyperlink r:id="rId77">
+      <w:hyperlink r:id="rId79">
         <w:r>
           <w:rPr>
             <w:rStyle w:val="Hyperlink"/>
@@ -21181,7 +21217,7 @@
         <w:rPr>
           <w:rStyle w:val="FootnoteReference"/>
         </w:rPr>
-        <w:footnoteReference w:id="78"/>
+        <w:footnoteReference w:id="80"/>
       </w:r>
       <w:r>
         <w:t xml:space="preserve"> </w:t>
@@ -21568,7 +21604,7 @@
         <w:rPr>
           <w:rStyle w:val="FootnoteReference"/>
         </w:rPr>
-        <w:footnoteReference w:id="79"/>
+        <w:footnoteReference w:id="81"/>
       </w:r>
       <w:r>
         <w:t xml:space="preserve"> </w:t>
@@ -23874,9 +23910,9 @@
         <w:t xml:space="preserve">)</w:t>
       </w:r>
     </w:p>
-    <w:bookmarkEnd w:id="80"/>
-    <w:bookmarkEnd w:id="81"/>
-    <w:bookmarkStart w:id="102" w:name="model-validation-and-interpretation"/>
+    <w:bookmarkEnd w:id="82"/>
+    <w:bookmarkEnd w:id="83"/>
+    <w:bookmarkStart w:id="104" w:name="model-validation-and-interpretation"/>
     <w:p>
       <w:pPr>
         <w:pStyle w:val="Heading2"/>
@@ -24274,7 +24310,7 @@
         <w:t xml:space="preserve">12             1              6  0.324 ± 0.00181</w:t>
       </w:r>
     </w:p>
-    <w:bookmarkStart w:id="85" w:name="fig-epred"/>
+    <w:bookmarkStart w:id="87" w:name="fig-epred"/>
     <w:p>
       <w:pPr>
         <w:pStyle w:val="FigureTitle"/>
@@ -24409,18 +24445,18 @@
           <wp:inline>
             <wp:extent cx="5943600" cy="4754880"/>
             <wp:effectExtent b="0" l="0" r="0" t="0"/>
-            <wp:docPr descr="" title="" id="83" name="Picture"/>
+            <wp:docPr descr="" title="" id="85" name="Picture"/>
             <a:graphic>
               <a:graphicData uri="http://schemas.openxmlformats.org/drawingml/2006/picture">
                 <pic:pic>
                   <pic:nvPicPr>
-                    <pic:cNvPr descr="index_files/figure-docx/fig-epred-1.png" id="84" name="Picture"/>
+                    <pic:cNvPr descr="index_files/figure-docx/fig-epred-1.png" id="86" name="Picture"/>
                     <pic:cNvPicPr>
                       <a:picLocks noChangeArrowheads="1" noChangeAspect="1"/>
                     </pic:cNvPicPr>
                   </pic:nvPicPr>
                   <pic:blipFill>
-                    <a:blip r:embed="rId82"/>
+                    <a:blip r:embed="rId84"/>
                     <a:stretch>
                       <a:fillRect/>
                     </a:stretch>
@@ -24447,7 +24483,7 @@
         </w:drawing>
       </w:r>
     </w:p>
-    <w:bookmarkEnd w:id="85"/>
+    <w:bookmarkEnd w:id="87"/>
     <w:p>
       <w:pPr>
         <w:pStyle w:val="FigureNote"/>
@@ -24762,7 +24798,7 @@
         <w:t xml:space="preserve">4     1                  0          3  0.00 ± 0.0000  0.00 ± 0.000</w:t>
       </w:r>
     </w:p>
-    <w:bookmarkStart w:id="89" w:name="fig-roc2"/>
+    <w:bookmarkStart w:id="91" w:name="fig-roc2"/>
     <w:p>
       <w:pPr>
         <w:pStyle w:val="FigureTitle"/>
@@ -24820,18 +24856,18 @@
           <wp:inline>
             <wp:extent cx="5943600" cy="2971800"/>
             <wp:effectExtent b="0" l="0" r="0" t="0"/>
-            <wp:docPr descr="" title="" id="87" name="Picture"/>
+            <wp:docPr descr="" title="" id="89" name="Picture"/>
             <a:graphic>
               <a:graphicData uri="http://schemas.openxmlformats.org/drawingml/2006/picture">
                 <pic:pic>
                   <pic:nvPicPr>
-                    <pic:cNvPr descr="index_files/figure-docx/fig-roc2-1.png" id="88" name="Picture"/>
+                    <pic:cNvPr descr="index_files/figure-docx/fig-roc2-1.png" id="90" name="Picture"/>
                     <pic:cNvPicPr>
                       <a:picLocks noChangeArrowheads="1" noChangeAspect="1"/>
                     </pic:cNvPicPr>
                   </pic:nvPicPr>
                   <pic:blipFill>
-                    <a:blip r:embed="rId86"/>
+                    <a:blip r:embed="rId88"/>
                     <a:stretch>
                       <a:fillRect/>
                     </a:stretch>
@@ -24858,7 +24894,7 @@
         </w:drawing>
       </w:r>
     </w:p>
-    <w:bookmarkEnd w:id="89"/>
+    <w:bookmarkEnd w:id="91"/>
     <w:p>
       <w:pPr>
         <w:pStyle w:val="FigureNote"/>
@@ -25940,7 +25976,7 @@
         <w:t xml:space="preserve">)</w:t>
       </w:r>
     </w:p>
-    <w:bookmarkStart w:id="93" w:name="fig-mratio"/>
+    <w:bookmarkStart w:id="95" w:name="fig-mratio"/>
     <w:p>
       <w:pPr>
         <w:pStyle w:val="FigureTitle"/>
@@ -25977,18 +26013,18 @@
           <wp:inline>
             <wp:extent cx="5544151" cy="2772075"/>
             <wp:effectExtent b="0" l="0" r="0" t="0"/>
-            <wp:docPr descr="" title="" id="91" name="Picture"/>
+            <wp:docPr descr="" title="" id="93" name="Picture"/>
             <a:graphic>
               <a:graphicData uri="http://schemas.openxmlformats.org/drawingml/2006/picture">
                 <pic:pic>
                   <pic:nvPicPr>
-                    <pic:cNvPr descr="index_files/figure-docx/fig-mratio-1.png" id="92" name="Picture"/>
+                    <pic:cNvPr descr="index_files/figure-docx/fig-mratio-1.png" id="94" name="Picture"/>
                     <pic:cNvPicPr>
                       <a:picLocks noChangeArrowheads="1" noChangeAspect="1"/>
                     </pic:cNvPicPr>
                   </pic:nvPicPr>
                   <pic:blipFill>
-                    <a:blip r:embed="rId90"/>
+                    <a:blip r:embed="rId92"/>
                     <a:stretch>
                       <a:fillRect/>
                     </a:stretch>
@@ -26015,7 +26051,7 @@
         </w:drawing>
       </w:r>
     </w:p>
-    <w:bookmarkEnd w:id="93"/>
+    <w:bookmarkEnd w:id="95"/>
     <w:p>
       <w:pPr>
         <w:pStyle w:val="AfterWithoutNote"/>
@@ -26408,7 +26444,7 @@
         <w:t xml:space="preserve"># ℹ 179 more rows</w:t>
       </w:r>
     </w:p>
-    <w:bookmarkStart w:id="97" w:name="fig-linpred-mh"/>
+    <w:bookmarkStart w:id="99" w:name="fig-linpred-mh"/>
     <w:p>
       <w:pPr>
         <w:pStyle w:val="FigureTitle"/>
@@ -26434,18 +26470,18 @@
           <wp:inline>
             <wp:extent cx="5943600" cy="2971800"/>
             <wp:effectExtent b="0" l="0" r="0" t="0"/>
-            <wp:docPr descr="" title="" id="95" name="Picture"/>
+            <wp:docPr descr="" title="" id="97" name="Picture"/>
             <a:graphic>
               <a:graphicData uri="http://schemas.openxmlformats.org/drawingml/2006/picture">
                 <pic:pic>
                   <pic:nvPicPr>
-                    <pic:cNvPr descr="index_files/figure-docx/fig-linpred-mh-1.png" id="96" name="Picture"/>
+                    <pic:cNvPr descr="index_files/figure-docx/fig-linpred-mh-1.png" id="98" name="Picture"/>
                     <pic:cNvPicPr>
                       <a:picLocks noChangeArrowheads="1" noChangeAspect="1"/>
                     </pic:cNvPicPr>
                   </pic:nvPicPr>
                   <pic:blipFill>
-                    <a:blip r:embed="rId94"/>
+                    <a:blip r:embed="rId96"/>
                     <a:stretch>
                       <a:fillRect/>
                     </a:stretch>
@@ -26472,7 +26508,7 @@
         </w:drawing>
       </w:r>
     </w:p>
-    <w:bookmarkEnd w:id="97"/>
+    <w:bookmarkEnd w:id="99"/>
     <w:p>
       <w:pPr>
         <w:pStyle w:val="FigureNote"/>
@@ -26857,7 +26893,7 @@
         <w:t xml:space="preserve"># ℹ 11 more rows</w:t>
       </w:r>
     </w:p>
-    <w:bookmarkStart w:id="101" w:name="fig-bias"/>
+    <w:bookmarkStart w:id="103" w:name="fig-bias"/>
     <w:p>
       <w:pPr>
         <w:pStyle w:val="FigureTitle"/>
@@ -26933,18 +26969,18 @@
           <wp:inline>
             <wp:extent cx="5943600" cy="2377440"/>
             <wp:effectExtent b="0" l="0" r="0" t="0"/>
-            <wp:docPr descr="" title="" id="99" name="Picture"/>
+            <wp:docPr descr="" title="" id="101" name="Picture"/>
             <a:graphic>
               <a:graphicData uri="http://schemas.openxmlformats.org/drawingml/2006/picture">
                 <pic:pic>
                   <pic:nvPicPr>
-                    <pic:cNvPr descr="index_files/figure-docx/fig-bias-1.png" id="100" name="Picture"/>
+                    <pic:cNvPr descr="index_files/figure-docx/fig-bias-1.png" id="102" name="Picture"/>
                     <pic:cNvPicPr>
                       <a:picLocks noChangeArrowheads="1" noChangeAspect="1"/>
                     </pic:cNvPicPr>
                   </pic:nvPicPr>
                   <pic:blipFill>
-                    <a:blip r:embed="rId98"/>
+                    <a:blip r:embed="rId100"/>
                     <a:stretch>
                       <a:fillRect/>
                     </a:stretch>
@@ -26971,7 +27007,7 @@
         </w:drawing>
       </w:r>
     </w:p>
-    <w:bookmarkEnd w:id="101"/>
+    <w:bookmarkEnd w:id="103"/>
     <w:p>
       <w:pPr>
         <w:pStyle w:val="FigureNote"/>
@@ -27006,8 +27042,8 @@
         <w:t xml:space="preserve">makes clear that increases in anxious-depression are associated with small increases in metacognitive bias (i.e., the amount of evidence required to make a response with confidence at the mid-point).</w:t>
       </w:r>
     </w:p>
-    <w:bookmarkEnd w:id="102"/>
-    <w:bookmarkStart w:id="103" w:name="significance-testing"/>
+    <w:bookmarkEnd w:id="104"/>
+    <w:bookmarkStart w:id="105" w:name="significance-testing"/>
     <w:p>
       <w:pPr>
         <w:pStyle w:val="Heading2"/>
@@ -28135,8 +28171,8 @@
         <w:t xml:space="preserve">statistic) is decreased with anxious-depression.</w:t>
       </w:r>
     </w:p>
-    <w:bookmarkEnd w:id="103"/>
-    <w:bookmarkStart w:id="108" w:name="adding-complexity"/>
+    <w:bookmarkEnd w:id="105"/>
+    <w:bookmarkStart w:id="110" w:name="adding-complexity"/>
     <w:p>
       <w:pPr>
         <w:pStyle w:val="Heading2"/>
@@ -30239,7 +30275,7 @@
         <w:t xml:space="preserve">)</w:t>
       </w:r>
     </w:p>
-    <w:bookmarkStart w:id="107" w:name="fig-bias-mh"/>
+    <w:bookmarkStart w:id="109" w:name="fig-bias-mh"/>
     <w:p>
       <w:pPr>
         <w:pStyle w:val="FigureTitle"/>
@@ -30315,18 +30351,18 @@
           <wp:inline>
             <wp:extent cx="5943600" cy="4754880"/>
             <wp:effectExtent b="0" l="0" r="0" t="0"/>
-            <wp:docPr descr="" title="" id="105" name="Picture"/>
+            <wp:docPr descr="" title="" id="107" name="Picture"/>
             <a:graphic>
               <a:graphicData uri="http://schemas.openxmlformats.org/drawingml/2006/picture">
                 <pic:pic>
                   <pic:nvPicPr>
-                    <pic:cNvPr descr="index_files/figure-docx/fig-bias-mh-1.png" id="106" name="Picture"/>
+                    <pic:cNvPr descr="index_files/figure-docx/fig-bias-mh-1.png" id="108" name="Picture"/>
                     <pic:cNvPicPr>
                       <a:picLocks noChangeArrowheads="1" noChangeAspect="1"/>
                     </pic:cNvPicPr>
                   </pic:nvPicPr>
                   <pic:blipFill>
-                    <a:blip r:embed="rId104"/>
+                    <a:blip r:embed="rId106"/>
                     <a:stretch>
                       <a:fillRect/>
                     </a:stretch>
@@ -30353,7 +30389,7 @@
         </w:drawing>
       </w:r>
     </w:p>
-    <w:bookmarkEnd w:id="107"/>
+    <w:bookmarkEnd w:id="109"/>
     <w:p>
       <w:pPr>
         <w:pStyle w:val="FigureNote"/>
@@ -30677,9 +30713,9 @@
         <w:t xml:space="preserve">.</w:t>
       </w:r>
     </w:p>
-    <w:bookmarkEnd w:id="108"/>
-    <w:bookmarkEnd w:id="109"/>
-    <w:bookmarkStart w:id="110" w:name="discussion"/>
+    <w:bookmarkEnd w:id="110"/>
+    <w:bookmarkEnd w:id="111"/>
+    <w:bookmarkStart w:id="112" w:name="discussion"/>
     <w:p>
       <w:pPr>
         <w:pStyle w:val="Heading1"/>
@@ -31046,18 +31082,219 @@
         <w:t xml:space="preserve">supports analytical practices that address the growing complexity of research questions in metacognitive science.</w:t>
       </w:r>
     </w:p>
-    <w:bookmarkEnd w:id="110"/>
-    <w:bookmarkStart w:id="195" w:name="references"/>
+    <w:bookmarkEnd w:id="112"/>
+    <w:bookmarkStart w:id="123" w:name="declarations"/>
     <w:p>
       <w:pPr>
         <w:pStyle w:val="Heading1"/>
       </w:pPr>
       <w:r>
+        <w:t xml:space="preserve">Declarations</w:t>
+      </w:r>
+    </w:p>
+    <w:bookmarkStart w:id="113" w:name="funding"/>
+    <w:p>
+      <w:pPr>
+        <w:pStyle w:val="Heading2"/>
+      </w:pPr>
+      <w:r>
+        <w:t xml:space="preserve">Funding</w:t>
+      </w:r>
+    </w:p>
+    <w:p>
+      <w:pPr>
+        <w:pStyle w:val="FirstParagraph"/>
+      </w:pPr>
+      <w:r>
+        <w:t xml:space="preserve">SMF is a CIFAR Fellow in the Brain, Mind and Consciousness Program, and funded by UK Research and Innovation (UKRI) under the UK government’s Horizon Europe funding guarantee (selected as ERC Consolidator, grant number 101043666).</w:t>
+      </w:r>
+    </w:p>
+    <w:bookmarkEnd w:id="113"/>
+    <w:bookmarkStart w:id="114" w:name="conflicts-of-interest"/>
+    <w:p>
+      <w:pPr>
+        <w:pStyle w:val="Heading2"/>
+      </w:pPr>
+      <w:r>
+        <w:t xml:space="preserve">Conflicts of interest</w:t>
+      </w:r>
+    </w:p>
+    <w:p>
+      <w:pPr>
+        <w:pStyle w:val="FirstParagraph"/>
+      </w:pPr>
+      <w:r>
+        <w:t xml:space="preserve">The authors have no conflicts of interest to declare.</w:t>
+      </w:r>
+    </w:p>
+    <w:bookmarkEnd w:id="114"/>
+    <w:bookmarkStart w:id="115" w:name="ethics-approval"/>
+    <w:p>
+      <w:pPr>
+        <w:pStyle w:val="Heading2"/>
+      </w:pPr>
+      <w:r>
+        <w:t xml:space="preserve">Ethics approval</w:t>
+      </w:r>
+    </w:p>
+    <w:p>
+      <w:pPr>
+        <w:pStyle w:val="FirstParagraph"/>
+      </w:pPr>
+      <w:r>
+        <w:t xml:space="preserve">N/A</w:t>
+      </w:r>
+    </w:p>
+    <w:bookmarkEnd w:id="115"/>
+    <w:bookmarkStart w:id="116" w:name="consent-to-participate"/>
+    <w:p>
+      <w:pPr>
+        <w:pStyle w:val="Heading2"/>
+      </w:pPr>
+      <w:r>
+        <w:t xml:space="preserve">Consent to participate</w:t>
+      </w:r>
+    </w:p>
+    <w:p>
+      <w:pPr>
+        <w:pStyle w:val="FirstParagraph"/>
+      </w:pPr>
+      <w:r>
+        <w:t xml:space="preserve">N/A</w:t>
+      </w:r>
+    </w:p>
+    <w:bookmarkEnd w:id="116"/>
+    <w:bookmarkStart w:id="117" w:name="consent-for-publication"/>
+    <w:p>
+      <w:pPr>
+        <w:pStyle w:val="Heading2"/>
+      </w:pPr>
+      <w:r>
+        <w:t xml:space="preserve">Consent for publication</w:t>
+      </w:r>
+    </w:p>
+    <w:p>
+      <w:pPr>
+        <w:pStyle w:val="FirstParagraph"/>
+      </w:pPr>
+      <w:r>
+        <w:t xml:space="preserve">N/A</w:t>
+      </w:r>
+    </w:p>
+    <w:bookmarkEnd w:id="117"/>
+    <w:bookmarkStart w:id="118" w:name="availability-of-data-and-materials"/>
+    <w:p>
+      <w:pPr>
+        <w:pStyle w:val="Heading2"/>
+      </w:pPr>
+      <w:r>
+        <w:t xml:space="preserve">Availability of data and materials</w:t>
+      </w:r>
+    </w:p>
+    <w:p>
+      <w:pPr>
+        <w:pStyle w:val="FirstParagraph"/>
+      </w:pPr>
+      <w:r>
+        <w:t xml:space="preserve">All data and materials are available at</w:t>
+      </w:r>
+      <w:r>
+        <w:t xml:space="preserve"> </w:t>
+      </w:r>
+      <w:hyperlink r:id="rId34">
+        <w:r>
+          <w:rPr>
+            <w:rStyle w:val="Hyperlink"/>
+          </w:rPr>
+          <w:t xml:space="preserve">https://github.com/metacoglab/hmetad_tutorial</w:t>
+        </w:r>
+      </w:hyperlink>
+      <w:r>
+        <w:t xml:space="preserve">.</w:t>
+      </w:r>
+    </w:p>
+    <w:bookmarkEnd w:id="118"/>
+    <w:bookmarkStart w:id="122" w:name="code-availability"/>
+    <w:p>
+      <w:pPr>
+        <w:pStyle w:val="Heading2"/>
+      </w:pPr>
+      <w:r>
+        <w:t xml:space="preserve">Code availability</w:t>
+      </w:r>
+    </w:p>
+    <w:p>
+      <w:pPr>
+        <w:pStyle w:val="FirstParagraph"/>
+      </w:pPr>
+      <w:r>
+        <w:t xml:space="preserve">All code for this manuscript is available at</w:t>
+      </w:r>
+      <w:r>
+        <w:t xml:space="preserve"> </w:t>
+      </w:r>
+      <w:hyperlink r:id="rId119">
+        <w:r>
+          <w:rPr>
+            <w:rStyle w:val="Hyperlink"/>
+          </w:rPr>
+          <w:t xml:space="preserve">https://metacoglab.github.io/hmetad_tutorial</w:t>
+        </w:r>
+      </w:hyperlink>
+      <w:r>
+        <w:t xml:space="preserve">. The</w:t>
+      </w:r>
+      <w:r>
+        <w:t xml:space="preserve"> </w:t>
+      </w:r>
+      <w:r>
+        <w:rPr>
+          <w:rStyle w:val="VerbatimChar"/>
+        </w:rPr>
+        <w:t xml:space="preserve">hmetad</w:t>
+      </w:r>
+      <w:r>
+        <w:t xml:space="preserve"> </w:t>
+      </w:r>
+      <w:r>
+        <w:t xml:space="preserve">package is openly stored in the CRAN repository (</w:t>
+      </w:r>
+      <w:hyperlink r:id="rId120">
+        <w:r>
+          <w:rPr>
+            <w:rStyle w:val="Hyperlink"/>
+          </w:rPr>
+          <w:t xml:space="preserve">https://cran.r-project.org/package=hmetad</w:t>
+        </w:r>
+      </w:hyperlink>
+      <w:r>
+        <w:t xml:space="preserve">) and on GitHub (</w:t>
+      </w:r>
+      <w:hyperlink r:id="rId121">
+        <w:r>
+          <w:rPr>
+            <w:rStyle w:val="Hyperlink"/>
+          </w:rPr>
+          <w:t xml:space="preserve">https://github.com/metacoglab/hmetad</w:t>
+        </w:r>
+      </w:hyperlink>
+      <w:r>
+        <w:t xml:space="preserve">).</w:t>
+      </w:r>
+    </w:p>
+    <w:bookmarkEnd w:id="122"/>
+    <w:bookmarkEnd w:id="123"/>
+    <w:bookmarkStart w:id="208" w:name="references"/>
+    <w:p>
+      <w:pPr>
+        <w:pStyle w:val="Heading1"/>
+      </w:pPr>
+      <w:r>
         <w:t xml:space="preserve">References</w:t>
       </w:r>
     </w:p>
-    <w:bookmarkStart w:id="194" w:name="refs"/>
-    <w:bookmarkStart w:id="112" w:name="ref-barr2013"/>
+    <w:bookmarkStart w:id="207" w:name="refs"/>
+    <w:bookmarkStart w:id="125" w:name="ref-barr2013"/>
     <w:p>
       <w:pPr>
         <w:pStyle w:val="Bibliography"/>
@@ -31094,7 +31331,7 @@
       <w:r>
         <w:t xml:space="preserve"> </w:t>
       </w:r>
-      <w:hyperlink r:id="rId111">
+      <w:hyperlink r:id="rId124">
         <w:r>
           <w:rPr>
             <w:rStyle w:val="Hyperlink"/>
@@ -31103,8 +31340,8 @@
         </w:r>
       </w:hyperlink>
     </w:p>
-    <w:bookmarkEnd w:id="112"/>
-    <w:bookmarkStart w:id="114" w:name="ref-betancourt2017"/>
+    <w:bookmarkEnd w:id="125"/>
+    <w:bookmarkStart w:id="127" w:name="ref-betancourt2017"/>
     <w:p>
       <w:pPr>
         <w:pStyle w:val="Bibliography"/>
@@ -31128,7 +31365,7 @@
       <w:r>
         <w:t xml:space="preserve"> </w:t>
       </w:r>
-      <w:hyperlink r:id="rId113">
+      <w:hyperlink r:id="rId126">
         <w:r>
           <w:rPr>
             <w:rStyle w:val="Hyperlink"/>
@@ -31137,8 +31374,8 @@
         </w:r>
       </w:hyperlink>
     </w:p>
-    <w:bookmarkEnd w:id="114"/>
-    <w:bookmarkStart w:id="116" w:name="ref-buerkner2017"/>
+    <w:bookmarkEnd w:id="127"/>
+    <w:bookmarkStart w:id="129" w:name="ref-buerkner2017"/>
     <w:p>
       <w:pPr>
         <w:pStyle w:val="Bibliography"/>
@@ -31175,7 +31412,7 @@
       <w:r>
         <w:t xml:space="preserve"> </w:t>
       </w:r>
-      <w:hyperlink r:id="rId115">
+      <w:hyperlink r:id="rId128">
         <w:r>
           <w:rPr>
             <w:rStyle w:val="Hyperlink"/>
@@ -31184,8 +31421,8 @@
         </w:r>
       </w:hyperlink>
     </w:p>
-    <w:bookmarkEnd w:id="116"/>
-    <w:bookmarkStart w:id="118" w:name="ref-buerkner2018"/>
+    <w:bookmarkEnd w:id="129"/>
+    <w:bookmarkStart w:id="131" w:name="ref-buerkner2018"/>
     <w:p>
       <w:pPr>
         <w:pStyle w:val="Bibliography"/>
@@ -31222,7 +31459,7 @@
       <w:r>
         <w:t xml:space="preserve"> </w:t>
       </w:r>
-      <w:hyperlink r:id="rId117">
+      <w:hyperlink r:id="rId130">
         <w:r>
           <w:rPr>
             <w:rStyle w:val="Hyperlink"/>
@@ -31231,8 +31468,8 @@
         </w:r>
       </w:hyperlink>
     </w:p>
-    <w:bookmarkEnd w:id="118"/>
-    <w:bookmarkStart w:id="120" w:name="ref-buerkner2020"/>
+    <w:bookmarkEnd w:id="131"/>
+    <w:bookmarkStart w:id="133" w:name="ref-buerkner2020"/>
     <w:p>
       <w:pPr>
         <w:pStyle w:val="Bibliography"/>
@@ -31269,7 +31506,7 @@
       <w:r>
         <w:t xml:space="preserve"> </w:t>
       </w:r>
-      <w:hyperlink r:id="rId119">
+      <w:hyperlink r:id="rId132">
         <w:r>
           <w:rPr>
             <w:rStyle w:val="Hyperlink"/>
@@ -31278,8 +31515,8 @@
         </w:r>
       </w:hyperlink>
     </w:p>
-    <w:bookmarkEnd w:id="120"/>
-    <w:bookmarkStart w:id="122" w:name="ref-clarke1959"/>
+    <w:bookmarkEnd w:id="133"/>
+    <w:bookmarkStart w:id="135" w:name="ref-clarke1959"/>
     <w:p>
       <w:pPr>
         <w:pStyle w:val="Bibliography"/>
@@ -31316,7 +31553,7 @@
       <w:r>
         <w:t xml:space="preserve"> </w:t>
       </w:r>
-      <w:hyperlink r:id="rId121">
+      <w:hyperlink r:id="rId134">
         <w:r>
           <w:rPr>
             <w:rStyle w:val="Hyperlink"/>
@@ -31325,8 +31562,8 @@
         </w:r>
       </w:hyperlink>
     </w:p>
-    <w:bookmarkEnd w:id="122"/>
-    <w:bookmarkStart w:id="124" w:name="ref-fleming2017"/>
+    <w:bookmarkEnd w:id="135"/>
+    <w:bookmarkStart w:id="137" w:name="ref-fleming2017"/>
     <w:p>
       <w:pPr>
         <w:pStyle w:val="Bibliography"/>
@@ -31363,7 +31600,7 @@
       <w:r>
         <w:t xml:space="preserve"> </w:t>
       </w:r>
-      <w:hyperlink r:id="rId123">
+      <w:hyperlink r:id="rId136">
         <w:r>
           <w:rPr>
             <w:rStyle w:val="Hyperlink"/>
@@ -31372,8 +31609,8 @@
         </w:r>
       </w:hyperlink>
     </w:p>
-    <w:bookmarkEnd w:id="124"/>
-    <w:bookmarkStart w:id="126" w:name="ref-fleming2024"/>
+    <w:bookmarkEnd w:id="137"/>
+    <w:bookmarkStart w:id="139" w:name="ref-fleming2024"/>
     <w:p>
       <w:pPr>
         <w:pStyle w:val="Bibliography"/>
@@ -31410,7 +31647,7 @@
       <w:r>
         <w:t xml:space="preserve"> </w:t>
       </w:r>
-      <w:hyperlink r:id="rId125">
+      <w:hyperlink r:id="rId138">
         <w:r>
           <w:rPr>
             <w:rStyle w:val="Hyperlink"/>
@@ -31419,8 +31656,8 @@
         </w:r>
       </w:hyperlink>
     </w:p>
-    <w:bookmarkEnd w:id="126"/>
-    <w:bookmarkStart w:id="128" w:name="ref-fleming2014"/>
+    <w:bookmarkEnd w:id="139"/>
+    <w:bookmarkStart w:id="141" w:name="ref-fleming2014"/>
     <w:p>
       <w:pPr>
         <w:pStyle w:val="Bibliography"/>
@@ -31457,7 +31694,7 @@
       <w:r>
         <w:t xml:space="preserve"> </w:t>
       </w:r>
-      <w:hyperlink r:id="rId127">
+      <w:hyperlink r:id="rId140">
         <w:r>
           <w:rPr>
             <w:rStyle w:val="Hyperlink"/>
@@ -31466,8 +31703,8 @@
         </w:r>
       </w:hyperlink>
     </w:p>
-    <w:bookmarkEnd w:id="128"/>
-    <w:bookmarkStart w:id="130" w:name="ref-gabry2019"/>
+    <w:bookmarkEnd w:id="141"/>
+    <w:bookmarkStart w:id="143" w:name="ref-gabry2019"/>
     <w:p>
       <w:pPr>
         <w:pStyle w:val="Bibliography"/>
@@ -31504,7 +31741,7 @@
       <w:r>
         <w:t xml:space="preserve"> </w:t>
       </w:r>
-      <w:hyperlink r:id="rId129">
+      <w:hyperlink r:id="rId142">
         <w:r>
           <w:rPr>
             <w:rStyle w:val="Hyperlink"/>
@@ -31513,8 +31750,8 @@
         </w:r>
       </w:hyperlink>
     </w:p>
-    <w:bookmarkEnd w:id="130"/>
-    <w:bookmarkStart w:id="131" w:name="ref-gelman2026"/>
+    <w:bookmarkEnd w:id="143"/>
+    <w:bookmarkStart w:id="144" w:name="ref-gelman2026"/>
     <w:p>
       <w:pPr>
         <w:pStyle w:val="Bibliography"/>
@@ -31539,8 +31776,8 @@
         <w:t xml:space="preserve">. CRC Press.</w:t>
       </w:r>
     </w:p>
-    <w:bookmarkEnd w:id="131"/>
-    <w:bookmarkStart w:id="133" w:name="ref-gillan2026"/>
+    <w:bookmarkEnd w:id="144"/>
+    <w:bookmarkStart w:id="146" w:name="ref-gillan2026"/>
     <w:p>
       <w:pPr>
         <w:pStyle w:val="Bibliography"/>
@@ -31577,7 +31814,7 @@
       <w:r>
         <w:t xml:space="preserve"> </w:t>
       </w:r>
-      <w:hyperlink r:id="rId132">
+      <w:hyperlink r:id="rId145">
         <w:r>
           <w:rPr>
             <w:rStyle w:val="Hyperlink"/>
@@ -31586,8 +31823,8 @@
         </w:r>
       </w:hyperlink>
     </w:p>
-    <w:bookmarkEnd w:id="133"/>
-    <w:bookmarkStart w:id="134" w:name="ref-green1966"/>
+    <w:bookmarkEnd w:id="146"/>
+    <w:bookmarkStart w:id="147" w:name="ref-green1966"/>
     <w:p>
       <w:pPr>
         <w:pStyle w:val="Bibliography"/>
@@ -31609,8 +31846,8 @@
         <w:t xml:space="preserve">. Wiley.</w:t>
       </w:r>
     </w:p>
-    <w:bookmarkEnd w:id="134"/>
-    <w:bookmarkStart w:id="136" w:name="ref-guggenmos2021"/>
+    <w:bookmarkEnd w:id="147"/>
+    <w:bookmarkStart w:id="149" w:name="ref-guggenmos2021"/>
     <w:p>
       <w:pPr>
         <w:pStyle w:val="Bibliography"/>
@@ -31647,7 +31884,7 @@
       <w:r>
         <w:t xml:space="preserve"> </w:t>
       </w:r>
-      <w:hyperlink r:id="rId135">
+      <w:hyperlink r:id="rId148">
         <w:r>
           <w:rPr>
             <w:rStyle w:val="Hyperlink"/>
@@ -31656,8 +31893,8 @@
         </w:r>
       </w:hyperlink>
     </w:p>
-    <w:bookmarkEnd w:id="136"/>
-    <w:bookmarkStart w:id="138" w:name="ref-hautus1995"/>
+    <w:bookmarkEnd w:id="149"/>
+    <w:bookmarkStart w:id="151" w:name="ref-hautus1995"/>
     <w:p>
       <w:pPr>
         <w:pStyle w:val="Bibliography"/>
@@ -31694,7 +31931,7 @@
       <w:r>
         <w:t xml:space="preserve"> </w:t>
       </w:r>
-      <w:hyperlink r:id="rId137">
+      <w:hyperlink r:id="rId150">
         <w:r>
           <w:rPr>
             <w:rStyle w:val="Hyperlink"/>
@@ -31703,8 +31940,8 @@
         </w:r>
       </w:hyperlink>
     </w:p>
-    <w:bookmarkEnd w:id="138"/>
-    <w:bookmarkStart w:id="140" w:name="ref-kallioinen2023"/>
+    <w:bookmarkEnd w:id="151"/>
+    <w:bookmarkStart w:id="153" w:name="ref-kallioinen2023"/>
     <w:p>
       <w:pPr>
         <w:pStyle w:val="Bibliography"/>
@@ -31741,7 +31978,7 @@
       <w:r>
         <w:t xml:space="preserve"> </w:t>
       </w:r>
-      <w:hyperlink r:id="rId139">
+      <w:hyperlink r:id="rId152">
         <w:r>
           <w:rPr>
             <w:rStyle w:val="Hyperlink"/>
@@ -31750,8 +31987,8 @@
         </w:r>
       </w:hyperlink>
     </w:p>
-    <w:bookmarkEnd w:id="140"/>
-    <w:bookmarkStart w:id="142" w:name="ref-kallioinen2026"/>
+    <w:bookmarkEnd w:id="153"/>
+    <w:bookmarkStart w:id="155" w:name="ref-kallioinen2026"/>
     <w:p>
       <w:pPr>
         <w:pStyle w:val="Bibliography"/>
@@ -31788,7 +32025,7 @@
       <w:r>
         <w:t xml:space="preserve"> </w:t>
       </w:r>
-      <w:hyperlink r:id="rId141">
+      <w:hyperlink r:id="rId154">
         <w:r>
           <w:rPr>
             <w:rStyle w:val="Hyperlink"/>
@@ -31797,8 +32034,8 @@
         </w:r>
       </w:hyperlink>
     </w:p>
-    <w:bookmarkEnd w:id="142"/>
-    <w:bookmarkStart w:id="144" w:name="ref-tidybayes"/>
+    <w:bookmarkEnd w:id="155"/>
+    <w:bookmarkStart w:id="157" w:name="ref-tidybayes"/>
     <w:p>
       <w:pPr>
         <w:pStyle w:val="Bibliography"/>
@@ -31822,7 +32059,7 @@
       <w:r>
         <w:t xml:space="preserve"> </w:t>
       </w:r>
-      <w:hyperlink r:id="rId143">
+      <w:hyperlink r:id="rId156">
         <w:r>
           <w:rPr>
             <w:rStyle w:val="Hyperlink"/>
@@ -31831,8 +32068,8 @@
         </w:r>
       </w:hyperlink>
     </w:p>
-    <w:bookmarkEnd w:id="144"/>
-    <w:bookmarkStart w:id="146" w:name="ref-kruschke2018"/>
+    <w:bookmarkEnd w:id="157"/>
+    <w:bookmarkStart w:id="159" w:name="ref-kruschke2018"/>
     <w:p>
       <w:pPr>
         <w:pStyle w:val="Bibliography"/>
@@ -31869,7 +32106,7 @@
       <w:r>
         <w:t xml:space="preserve"> </w:t>
       </w:r>
-      <w:hyperlink r:id="rId145">
+      <w:hyperlink r:id="rId158">
         <w:r>
           <w:rPr>
             <w:rStyle w:val="Hyperlink"/>
@@ -31878,8 +32115,8 @@
         </w:r>
       </w:hyperlink>
     </w:p>
-    <w:bookmarkEnd w:id="146"/>
-    <w:bookmarkStart w:id="148" w:name="ref-makowski2019"/>
+    <w:bookmarkEnd w:id="159"/>
+    <w:bookmarkStart w:id="161" w:name="ref-makowski2019"/>
     <w:p>
       <w:pPr>
         <w:pStyle w:val="Bibliography"/>
@@ -31916,7 +32153,7 @@
       <w:r>
         <w:t xml:space="preserve"> </w:t>
       </w:r>
-      <w:hyperlink r:id="rId147">
+      <w:hyperlink r:id="rId160">
         <w:r>
           <w:rPr>
             <w:rStyle w:val="Hyperlink"/>
@@ -31925,8 +32162,8 @@
         </w:r>
       </w:hyperlink>
     </w:p>
-    <w:bookmarkEnd w:id="148"/>
-    <w:bookmarkStart w:id="150" w:name="ref-bayestestR"/>
+    <w:bookmarkEnd w:id="161"/>
+    <w:bookmarkStart w:id="163" w:name="ref-bayestestR"/>
     <w:p>
       <w:pPr>
         <w:pStyle w:val="Bibliography"/>
@@ -31963,7 +32200,7 @@
       <w:r>
         <w:t xml:space="preserve"> </w:t>
       </w:r>
-      <w:hyperlink r:id="rId149">
+      <w:hyperlink r:id="rId162">
         <w:r>
           <w:rPr>
             <w:rStyle w:val="Hyperlink"/>
@@ -31972,8 +32209,8 @@
         </w:r>
       </w:hyperlink>
     </w:p>
-    <w:bookmarkEnd w:id="150"/>
-    <w:bookmarkStart w:id="152" w:name="ref-maniscalco2025"/>
+    <w:bookmarkEnd w:id="163"/>
+    <w:bookmarkStart w:id="165" w:name="ref-maniscalco2025"/>
     <w:p>
       <w:pPr>
         <w:pStyle w:val="Bibliography"/>
@@ -32010,7 +32247,7 @@
       <w:r>
         <w:t xml:space="preserve"> </w:t>
       </w:r>
-      <w:hyperlink r:id="rId151">
+      <w:hyperlink r:id="rId164">
         <w:r>
           <w:rPr>
             <w:rStyle w:val="Hyperlink"/>
@@ -32019,8 +32256,8 @@
         </w:r>
       </w:hyperlink>
     </w:p>
-    <w:bookmarkEnd w:id="152"/>
-    <w:bookmarkStart w:id="154" w:name="ref-maniscalco2012"/>
+    <w:bookmarkEnd w:id="165"/>
+    <w:bookmarkStart w:id="167" w:name="ref-maniscalco2012"/>
     <w:p>
       <w:pPr>
         <w:pStyle w:val="Bibliography"/>
@@ -32057,7 +32294,7 @@
       <w:r>
         <w:t xml:space="preserve"> </w:t>
       </w:r>
-      <w:hyperlink r:id="rId153">
+      <w:hyperlink r:id="rId166">
         <w:r>
           <w:rPr>
             <w:rStyle w:val="Hyperlink"/>
@@ -32066,8 +32303,8 @@
         </w:r>
       </w:hyperlink>
     </w:p>
-    <w:bookmarkEnd w:id="154"/>
-    <w:bookmarkStart w:id="156" w:name="ref-maniscalco2014"/>
+    <w:bookmarkEnd w:id="167"/>
+    <w:bookmarkStart w:id="169" w:name="ref-maniscalco2014"/>
     <w:p>
       <w:pPr>
         <w:pStyle w:val="Bibliography"/>
@@ -32094,7 +32331,7 @@
       <w:r>
         <w:t xml:space="preserve"> </w:t>
       </w:r>
-      <w:hyperlink r:id="rId155">
+      <w:hyperlink r:id="rId168">
         <w:r>
           <w:rPr>
             <w:rStyle w:val="Hyperlink"/>
@@ -32103,8 +32340,8 @@
         </w:r>
       </w:hyperlink>
     </w:p>
-    <w:bookmarkEnd w:id="156"/>
-    <w:bookmarkStart w:id="157" w:name="ref-mcelreath2016"/>
+    <w:bookmarkEnd w:id="169"/>
+    <w:bookmarkStart w:id="170" w:name="ref-mcelreath2016"/>
     <w:p>
       <w:pPr>
         <w:pStyle w:val="Bibliography"/>
@@ -32132,8 +32369,8 @@
         <w:t xml:space="preserve">(Vol. 122). CRC press Boca Raton, FL.</w:t>
       </w:r>
     </w:p>
-    <w:bookmarkEnd w:id="157"/>
-    <w:bookmarkStart w:id="159" w:name="ref-modrak2025"/>
+    <w:bookmarkEnd w:id="170"/>
+    <w:bookmarkStart w:id="172" w:name="ref-modrak2025"/>
     <w:p>
       <w:pPr>
         <w:pStyle w:val="Bibliography"/>
@@ -32170,7 +32407,7 @@
       <w:r>
         <w:t xml:space="preserve"> </w:t>
       </w:r>
-      <w:hyperlink r:id="rId158">
+      <w:hyperlink r:id="rId171">
         <w:r>
           <w:rPr>
             <w:rStyle w:val="Hyperlink"/>
@@ -32179,8 +32416,8 @@
         </w:r>
       </w:hyperlink>
     </w:p>
-    <w:bookmarkEnd w:id="159"/>
-    <w:bookmarkStart w:id="161" w:name="ref-moutoussis2018"/>
+    <w:bookmarkEnd w:id="172"/>
+    <w:bookmarkStart w:id="174" w:name="ref-moutoussis2018"/>
     <w:p>
       <w:pPr>
         <w:pStyle w:val="Bibliography"/>
@@ -32217,7 +32454,7 @@
       <w:r>
         <w:t xml:space="preserve"> </w:t>
       </w:r>
-      <w:hyperlink r:id="rId160">
+      <w:hyperlink r:id="rId173">
         <w:r>
           <w:rPr>
             <w:rStyle w:val="Hyperlink"/>
@@ -32226,8 +32463,8 @@
         </w:r>
       </w:hyperlink>
     </w:p>
-    <w:bookmarkEnd w:id="161"/>
-    <w:bookmarkStart w:id="162" w:name="ref-oneill2026"/>
+    <w:bookmarkEnd w:id="174"/>
+    <w:bookmarkStart w:id="175" w:name="ref-oneill2026"/>
     <w:p>
       <w:pPr>
         <w:pStyle w:val="Bibliography"/>
@@ -32262,8 +32499,8 @@
         <w:t xml:space="preserve">.</w:t>
       </w:r>
     </w:p>
-    <w:bookmarkEnd w:id="162"/>
-    <w:bookmarkStart w:id="164" w:name="ref-peters2024"/>
+    <w:bookmarkEnd w:id="175"/>
+    <w:bookmarkStart w:id="177" w:name="ref-peters2024"/>
     <w:p>
       <w:pPr>
         <w:pStyle w:val="Bibliography"/>
@@ -32300,7 +32537,7 @@
       <w:r>
         <w:t xml:space="preserve"> </w:t>
       </w:r>
-      <w:hyperlink r:id="rId163">
+      <w:hyperlink r:id="rId176">
         <w:r>
           <w:rPr>
             <w:rStyle w:val="Hyperlink"/>
@@ -32309,8 +32546,8 @@
         </w:r>
       </w:hyperlink>
     </w:p>
-    <w:bookmarkEnd w:id="164"/>
-    <w:bookmarkStart w:id="166" w:name="ref-rahnev2021"/>
+    <w:bookmarkEnd w:id="177"/>
+    <w:bookmarkStart w:id="179" w:name="ref-rahnev2021"/>
     <w:p>
       <w:pPr>
         <w:pStyle w:val="Bibliography"/>
@@ -32347,7 +32584,7 @@
       <w:r>
         <w:t xml:space="preserve"> </w:t>
       </w:r>
-      <w:hyperlink r:id="rId165">
+      <w:hyperlink r:id="rId178">
         <w:r>
           <w:rPr>
             <w:rStyle w:val="Hyperlink"/>
@@ -32356,8 +32593,8 @@
         </w:r>
       </w:hyperlink>
     </w:p>
-    <w:bookmarkEnd w:id="166"/>
-    <w:bookmarkStart w:id="168" w:name="ref-rahnev2025"/>
+    <w:bookmarkEnd w:id="179"/>
+    <w:bookmarkStart w:id="181" w:name="ref-rahnev2025"/>
     <w:p>
       <w:pPr>
         <w:pStyle w:val="Bibliography"/>
@@ -32394,7 +32631,7 @@
       <w:r>
         <w:t xml:space="preserve"> </w:t>
       </w:r>
-      <w:hyperlink r:id="rId167">
+      <w:hyperlink r:id="rId180">
         <w:r>
           <w:rPr>
             <w:rStyle w:val="Hyperlink"/>
@@ -32403,8 +32640,8 @@
         </w:r>
       </w:hyperlink>
     </w:p>
-    <w:bookmarkEnd w:id="168"/>
-    <w:bookmarkStart w:id="170" w:name="ref-rausch2023"/>
+    <w:bookmarkEnd w:id="181"/>
+    <w:bookmarkStart w:id="183" w:name="ref-rausch2023"/>
     <w:p>
       <w:pPr>
         <w:pStyle w:val="Bibliography"/>
@@ -32441,7 +32678,7 @@
       <w:r>
         <w:t xml:space="preserve"> </w:t>
       </w:r>
-      <w:hyperlink r:id="rId169">
+      <w:hyperlink r:id="rId182">
         <w:r>
           <w:rPr>
             <w:rStyle w:val="Hyperlink"/>
@@ -32450,8 +32687,8 @@
         </w:r>
       </w:hyperlink>
     </w:p>
-    <w:bookmarkEnd w:id="170"/>
-    <w:bookmarkStart w:id="172" w:name="ref-rohrer2024"/>
+    <w:bookmarkEnd w:id="183"/>
+    <w:bookmarkStart w:id="185" w:name="ref-rohrer2024"/>
     <w:p>
       <w:pPr>
         <w:pStyle w:val="Bibliography"/>
@@ -32488,7 +32725,7 @@
       <w:r>
         <w:t xml:space="preserve"> </w:t>
       </w:r>
-      <w:hyperlink r:id="rId171">
+      <w:hyperlink r:id="rId184">
         <w:r>
           <w:rPr>
             <w:rStyle w:val="Hyperlink"/>
@@ -32497,8 +32734,8 @@
         </w:r>
       </w:hyperlink>
     </w:p>
-    <w:bookmarkEnd w:id="172"/>
-    <w:bookmarkStart w:id="174" w:name="ref-rouault2018"/>
+    <w:bookmarkEnd w:id="185"/>
+    <w:bookmarkStart w:id="187" w:name="ref-rouault2018"/>
     <w:p>
       <w:pPr>
         <w:pStyle w:val="Bibliography"/>
@@ -32535,7 +32772,7 @@
       <w:r>
         <w:t xml:space="preserve"> </w:t>
       </w:r>
-      <w:hyperlink r:id="rId173">
+      <w:hyperlink r:id="rId186">
         <w:r>
           <w:rPr>
             <w:rStyle w:val="Hyperlink"/>
@@ -32544,8 +32781,8 @@
         </w:r>
       </w:hyperlink>
     </w:p>
-    <w:bookmarkEnd w:id="174"/>
-    <w:bookmarkStart w:id="176" w:name="ref-sarna2026"/>
+    <w:bookmarkEnd w:id="187"/>
+    <w:bookmarkStart w:id="189" w:name="ref-sarna2026"/>
     <w:p>
       <w:pPr>
         <w:pStyle w:val="Bibliography"/>
@@ -32582,7 +32819,7 @@
       <w:r>
         <w:t xml:space="preserve"> </w:t>
       </w:r>
-      <w:hyperlink r:id="rId175">
+      <w:hyperlink r:id="rId188">
         <w:r>
           <w:rPr>
             <w:rStyle w:val="Hyperlink"/>
@@ -32591,8 +32828,8 @@
         </w:r>
       </w:hyperlink>
     </w:p>
-    <w:bookmarkEnd w:id="176"/>
-    <w:bookmarkStart w:id="178" w:name="ref-sarna2026b"/>
+    <w:bookmarkEnd w:id="189"/>
+    <w:bookmarkStart w:id="191" w:name="ref-sarna2026b"/>
     <w:p>
       <w:pPr>
         <w:pStyle w:val="Bibliography"/>
@@ -32629,7 +32866,7 @@
       <w:r>
         <w:t xml:space="preserve"> </w:t>
       </w:r>
-      <w:hyperlink r:id="rId177">
+      <w:hyperlink r:id="rId190">
         <w:r>
           <w:rPr>
             <w:rStyle w:val="Hyperlink"/>
@@ -32638,8 +32875,8 @@
         </w:r>
       </w:hyperlink>
     </w:p>
-    <w:bookmarkEnd w:id="178"/>
-    <w:bookmarkStart w:id="180" w:name="ref-schad2021"/>
+    <w:bookmarkEnd w:id="191"/>
+    <w:bookmarkStart w:id="193" w:name="ref-schad2021"/>
     <w:p>
       <w:pPr>
         <w:pStyle w:val="Bibliography"/>
@@ -32676,7 +32913,7 @@
       <w:r>
         <w:t xml:space="preserve"> </w:t>
       </w:r>
-      <w:hyperlink r:id="rId179">
+      <w:hyperlink r:id="rId192">
         <w:r>
           <w:rPr>
             <w:rStyle w:val="Hyperlink"/>
@@ -32685,8 +32922,8 @@
         </w:r>
       </w:hyperlink>
     </w:p>
-    <w:bookmarkEnd w:id="180"/>
-    <w:bookmarkStart w:id="181" w:name="ref-singmann2019"/>
+    <w:bookmarkEnd w:id="193"/>
+    <w:bookmarkStart w:id="194" w:name="ref-singmann2019"/>
     <w:p>
       <w:pPr>
         <w:pStyle w:val="Bibliography"/>
@@ -32711,8 +32948,8 @@
         <w:t xml:space="preserve">(pp. 4–31). Routledge.</w:t>
       </w:r>
     </w:p>
-    <w:bookmarkEnd w:id="181"/>
-    <w:bookmarkStart w:id="183" w:name="ref-sivula2025"/>
+    <w:bookmarkEnd w:id="194"/>
+    <w:bookmarkStart w:id="196" w:name="ref-sivula2025"/>
     <w:p>
       <w:pPr>
         <w:pStyle w:val="Bibliography"/>
@@ -32749,7 +32986,7 @@
       <w:r>
         <w:t xml:space="preserve"> </w:t>
       </w:r>
-      <w:hyperlink r:id="rId182">
+      <w:hyperlink r:id="rId195">
         <w:r>
           <w:rPr>
             <w:rStyle w:val="Hyperlink"/>
@@ -32758,8 +32995,8 @@
         </w:r>
       </w:hyperlink>
     </w:p>
-    <w:bookmarkEnd w:id="183"/>
-    <w:bookmarkStart w:id="185" w:name="ref-talts2018"/>
+    <w:bookmarkEnd w:id="196"/>
+    <w:bookmarkStart w:id="198" w:name="ref-talts2018"/>
     <w:p>
       <w:pPr>
         <w:pStyle w:val="Bibliography"/>
@@ -32783,7 +33020,7 @@
       <w:r>
         <w:t xml:space="preserve"> </w:t>
       </w:r>
-      <w:hyperlink r:id="rId184">
+      <w:hyperlink r:id="rId197">
         <w:r>
           <w:rPr>
             <w:rStyle w:val="Hyperlink"/>
@@ -32792,8 +33029,8 @@
         </w:r>
       </w:hyperlink>
     </w:p>
-    <w:bookmarkEnd w:id="185"/>
-    <w:bookmarkStart w:id="187" w:name="ref-vehtari2017"/>
+    <w:bookmarkEnd w:id="198"/>
+    <w:bookmarkStart w:id="200" w:name="ref-vehtari2017"/>
     <w:p>
       <w:pPr>
         <w:pStyle w:val="Bibliography"/>
@@ -32830,7 +33067,7 @@
       <w:r>
         <w:t xml:space="preserve"> </w:t>
       </w:r>
-      <w:hyperlink r:id="rId186">
+      <w:hyperlink r:id="rId199">
         <w:r>
           <w:rPr>
             <w:rStyle w:val="Hyperlink"/>
@@ -32839,8 +33076,8 @@
         </w:r>
       </w:hyperlink>
     </w:p>
-    <w:bookmarkEnd w:id="187"/>
-    <w:bookmarkStart w:id="189" w:name="ref-westfall2016"/>
+    <w:bookmarkEnd w:id="200"/>
+    <w:bookmarkStart w:id="202" w:name="ref-westfall2016"/>
     <w:p>
       <w:pPr>
         <w:pStyle w:val="Bibliography"/>
@@ -32877,7 +33114,7 @@
       <w:r>
         <w:t xml:space="preserve"> </w:t>
       </w:r>
-      <w:hyperlink r:id="rId188">
+      <w:hyperlink r:id="rId201">
         <w:r>
           <w:rPr>
             <w:rStyle w:val="Hyperlink"/>
@@ -32886,8 +33123,8 @@
         </w:r>
       </w:hyperlink>
     </w:p>
-    <w:bookmarkEnd w:id="189"/>
-    <w:bookmarkStart w:id="191" w:name="ref-xue2021"/>
+    <w:bookmarkEnd w:id="202"/>
+    <w:bookmarkStart w:id="204" w:name="ref-xue2021"/>
     <w:p>
       <w:pPr>
         <w:pStyle w:val="Bibliography"/>
@@ -32924,7 +33161,7 @@
       <w:r>
         <w:t xml:space="preserve"> </w:t>
       </w:r>
-      <w:hyperlink r:id="rId190">
+      <w:hyperlink r:id="rId203">
         <w:r>
           <w:rPr>
             <w:rStyle w:val="Hyperlink"/>
@@ -32933,8 +33170,8 @@
         </w:r>
       </w:hyperlink>
     </w:p>
-    <w:bookmarkEnd w:id="191"/>
-    <w:bookmarkStart w:id="193" w:name="ref-yarkoni2020"/>
+    <w:bookmarkEnd w:id="204"/>
+    <w:bookmarkStart w:id="206" w:name="ref-yarkoni2020"/>
     <w:p>
       <w:pPr>
         <w:pStyle w:val="Bibliography"/>
@@ -32971,7 +33208,7 @@
       <w:r>
         <w:t xml:space="preserve"> </w:t>
       </w:r>
-      <w:hyperlink r:id="rId192">
+      <w:hyperlink r:id="rId205">
         <w:r>
           <w:rPr>
             <w:rStyle w:val="Hyperlink"/>
@@ -32980,14 +33217,14 @@
         </w:r>
       </w:hyperlink>
     </w:p>
-    <w:bookmarkEnd w:id="193"/>
-    <w:bookmarkEnd w:id="194"/>
+    <w:bookmarkEnd w:id="206"/>
+    <w:bookmarkEnd w:id="207"/>
     <w:p>
       <w:r>
         <w:br w:type="page"/>
       </w:r>
     </w:p>
-    <w:bookmarkEnd w:id="195"/>
+    <w:bookmarkEnd w:id="208"/>
     <w:p>
       <w:pPr>
         <w:pStyle w:val="Heading1"/>
@@ -32996,7 +33233,7 @@
         <w:t xml:space="preserve">Appendix</w:t>
       </w:r>
     </w:p>
-    <w:bookmarkStart w:id="196" w:name="apx-ll"/>
+    <w:bookmarkStart w:id="209" w:name="apx-ll"/>
     <w:p>
       <w:pPr>
         <w:pStyle w:val="Heading1"/>
@@ -37098,7 +37335,7 @@
         <w:t xml:space="preserve"> </w:t>
       </w:r>
       <w:r>
-        <w:t xml:space="preserve">function accomplishes this through the Stan function</w:t>
+        <w:t xml:space="preserve">package accomplishes this through the Stan function</w:t>
       </w:r>
       <w:r>
         <w:t xml:space="preserve"> </w:t>
@@ -37475,7 +37712,7 @@
         <w:t xml:space="preserve">package supports any unbounded Thurstonian distribution (i.e., any distribution with a location parameter and fixed scale) given a definition of its log (complementary) cumulative distribution function in both R and Stan.</w:t>
       </w:r>
     </w:p>
-    <w:bookmarkEnd w:id="196"/>
+    <w:bookmarkEnd w:id="209"/>
     <w:sectPr>
       <w:headerReference r:id="rId8" w:type="even"/>
       <w:headerReference r:id="rId9" w:type="default"/>
@@ -37541,7 +37778,7 @@
       </w:r>
     </w:p>
   </w:footnote>
-  <w:footnote w:id="38">
+  <w:footnote w:id="40">
     <w:p>
       <w:pPr>
         <w:pStyle w:val="FootnoteText"/>
@@ -37593,7 +37830,7 @@
       </w:r>
     </w:p>
   </w:footnote>
-  <w:footnote w:id="39">
+  <w:footnote w:id="41">
     <w:p>
       <w:pPr>
         <w:pStyle w:val="FootnoteText"/>
@@ -37645,7 +37882,7 @@
       </w:r>
     </w:p>
   </w:footnote>
-  <w:footnote w:id="59">
+  <w:footnote w:id="61">
     <w:p>
       <w:pPr>
         <w:pStyle w:val="FootnoteText"/>
@@ -37687,7 +37924,7 @@
       </w:r>
     </w:p>
   </w:footnote>
-  <w:footnote w:id="68">
+  <w:footnote w:id="70">
     <w:p>
       <w:pPr>
         <w:pStyle w:val="FootnoteText"/>
@@ -37718,7 +37955,7 @@
       </w:r>
     </w:p>
   </w:footnote>
-  <w:footnote w:id="69">
+  <w:footnote w:id="71">
     <w:p>
       <w:pPr>
         <w:pStyle w:val="FootnoteText"/>
@@ -37737,7 +37974,7 @@
       </w:r>
     </w:p>
   </w:footnote>
-  <w:footnote w:id="78">
+  <w:footnote w:id="80">
     <w:p>
       <w:pPr>
         <w:pStyle w:val="FootnoteText"/>
@@ -37771,7 +38008,7 @@
       </w:r>
     </w:p>
   </w:footnote>
-  <w:footnote w:id="79">
+  <w:footnote w:id="81">
     <w:p>
       <w:pPr>
         <w:pStyle w:val="FootnoteText"/>
